--- a/DOCX/TaiLieuPhanTich/07_Danh_muc_KPI_va_cong_thuc_do_luong.docx
+++ b/DOCX/TaiLieuPhanTich/07_Danh_muc_KPI_va_cong_thuc_do_luong.docx
@@ -5,7 +5,7 @@
     <w:p>
       <w:pPr>
         <w:pStyle w:val="Heading1"/>
-        <w:spacing w:after="120" w:line="360" w:lineRule="auto"/>
+        <w:spacing w:before="0" w:after="0" w:line="360" w:lineRule="auto"/>
         <w:rPr>
           <w:rFonts w:cs="Times New Roman"/>
           <w:szCs w:val="26"/>
@@ -22,7 +22,7 @@
     <w:p>
       <w:pPr>
         <w:pStyle w:val="Heading2"/>
-        <w:spacing w:after="120" w:line="360" w:lineRule="auto"/>
+        <w:spacing w:before="0" w:after="0" w:line="360" w:lineRule="auto"/>
         <w:rPr>
           <w:rFonts w:cs="Times New Roman"/>
           <w:szCs w:val="26"/>
@@ -102,7 +102,7 @@
     </w:p>
     <w:p>
       <w:pPr>
-        <w:spacing w:after="120" w:line="360" w:lineRule="auto"/>
+        <w:spacing w:after="0" w:line="360" w:lineRule="auto"/>
         <w:jc w:val="both"/>
       </w:pPr>
       <w:r>
@@ -543,7 +543,7 @@
     </w:p>
     <w:p>
       <w:pPr>
-        <w:spacing w:after="120" w:line="360" w:lineRule="auto"/>
+        <w:spacing w:after="0" w:line="360" w:lineRule="auto"/>
         <w:jc w:val="both"/>
       </w:pPr>
       <w:proofErr w:type="spellStart"/>
@@ -902,7 +902,7 @@
     <w:p>
       <w:pPr>
         <w:pStyle w:val="Heading2"/>
-        <w:spacing w:after="120" w:line="360" w:lineRule="auto"/>
+        <w:spacing w:before="0" w:after="0" w:line="360" w:lineRule="auto"/>
         <w:rPr>
           <w:rFonts w:cs="Times New Roman"/>
           <w:szCs w:val="26"/>
@@ -943,7 +943,7 @@
     </w:p>
     <w:p>
       <w:pPr>
-        <w:spacing w:after="120" w:line="360" w:lineRule="auto"/>
+        <w:spacing w:after="0" w:line="360" w:lineRule="auto"/>
         <w:jc w:val="both"/>
       </w:pPr>
       <w:r>
@@ -1128,7 +1128,7 @@
     </w:p>
     <w:p>
       <w:pPr>
-        <w:spacing w:after="120" w:line="360" w:lineRule="auto"/>
+        <w:spacing w:after="0" w:line="360" w:lineRule="auto"/>
         <w:jc w:val="both"/>
         <w:rPr>
           <w:lang w:val="vi-VN"/>
@@ -1466,7 +1466,7 @@
     <w:p>
       <w:pPr>
         <w:pStyle w:val="Heading2"/>
-        <w:spacing w:after="120" w:line="360" w:lineRule="auto"/>
+        <w:spacing w:before="0" w:after="0" w:line="360" w:lineRule="auto"/>
         <w:rPr>
           <w:rFonts w:cs="Times New Roman"/>
           <w:szCs w:val="26"/>
@@ -1594,7 +1594,7 @@
           </w:tcPr>
           <w:p>
             <w:pPr>
-              <w:spacing w:after="120" w:line="360" w:lineRule="auto"/>
+              <w:spacing w:line="360" w:lineRule="auto"/>
               <w:jc w:val="center"/>
               <w:rPr>
                 <w:b/>
@@ -1635,7 +1635,7 @@
           </w:tcPr>
           <w:p>
             <w:pPr>
-              <w:spacing w:after="120" w:line="360" w:lineRule="auto"/>
+              <w:spacing w:line="360" w:lineRule="auto"/>
               <w:jc w:val="center"/>
               <w:rPr>
                 <w:b/>
@@ -1669,7 +1669,7 @@
           </w:tcPr>
           <w:p>
             <w:pPr>
-              <w:spacing w:after="120" w:line="360" w:lineRule="auto"/>
+              <w:spacing w:line="360" w:lineRule="auto"/>
               <w:jc w:val="both"/>
             </w:pPr>
             <w:proofErr w:type="spellStart"/>
@@ -1686,7 +1686,7 @@
           </w:tcPr>
           <w:p>
             <w:pPr>
-              <w:spacing w:after="120" w:line="360" w:lineRule="auto"/>
+              <w:spacing w:line="360" w:lineRule="auto"/>
               <w:jc w:val="both"/>
             </w:pPr>
             <w:proofErr w:type="spellStart"/>
@@ -1761,14 +1761,26 @@
           </w:tcPr>
           <w:p>
             <w:pPr>
-              <w:spacing w:after="120" w:line="360" w:lineRule="auto"/>
+              <w:spacing w:line="360" w:lineRule="auto"/>
               <w:jc w:val="both"/>
             </w:pPr>
             <w:proofErr w:type="spellStart"/>
             <w:r>
-              <w:t>first_response_at</w:t>
-            </w:r>
-            <w:proofErr w:type="spellEnd"/>
+              <w:t>first_</w:t>
+            </w:r>
+            <w:r>
+              <w:t>response</w:t>
+            </w:r>
+            <w:proofErr w:type="spellEnd"/>
+            <w:r>
+              <w:rPr>
+                <w:lang w:val="vi-VN"/>
+              </w:rPr>
+              <w:t>_</w:t>
+            </w:r>
+            <w:r>
+              <w:t>at</w:t>
+            </w:r>
           </w:p>
         </w:tc>
         <w:tc>
@@ -1778,7 +1790,7 @@
           </w:tcPr>
           <w:p>
             <w:pPr>
-              <w:spacing w:after="120" w:line="360" w:lineRule="auto"/>
+              <w:spacing w:line="360" w:lineRule="auto"/>
               <w:jc w:val="both"/>
             </w:pPr>
             <w:proofErr w:type="spellStart"/>
@@ -1869,7 +1881,7 @@
           </w:tcPr>
           <w:p>
             <w:pPr>
-              <w:spacing w:after="120" w:line="360" w:lineRule="auto"/>
+              <w:spacing w:line="360" w:lineRule="auto"/>
               <w:jc w:val="both"/>
             </w:pPr>
             <w:proofErr w:type="spellStart"/>
@@ -1886,7 +1898,7 @@
           </w:tcPr>
           <w:p>
             <w:pPr>
-              <w:spacing w:after="120" w:line="360" w:lineRule="auto"/>
+              <w:spacing w:line="360" w:lineRule="auto"/>
               <w:jc w:val="both"/>
             </w:pPr>
             <w:proofErr w:type="spellStart"/>
@@ -1961,7 +1973,7 @@
           </w:tcPr>
           <w:p>
             <w:pPr>
-              <w:spacing w:after="120" w:line="360" w:lineRule="auto"/>
+              <w:spacing w:line="360" w:lineRule="auto"/>
               <w:jc w:val="both"/>
             </w:pPr>
             <w:proofErr w:type="spellStart"/>
@@ -1978,7 +1990,7 @@
           </w:tcPr>
           <w:p>
             <w:pPr>
-              <w:spacing w:after="120" w:line="360" w:lineRule="auto"/>
+              <w:spacing w:line="360" w:lineRule="auto"/>
               <w:jc w:val="both"/>
             </w:pPr>
             <w:proofErr w:type="spellStart"/>
@@ -2045,7 +2057,7 @@
           </w:tcPr>
           <w:p>
             <w:pPr>
-              <w:spacing w:after="120" w:line="360" w:lineRule="auto"/>
+              <w:spacing w:line="360" w:lineRule="auto"/>
               <w:jc w:val="both"/>
             </w:pPr>
             <w:proofErr w:type="spellStart"/>
@@ -2062,7 +2074,7 @@
           </w:tcPr>
           <w:p>
             <w:pPr>
-              <w:spacing w:after="120" w:line="360" w:lineRule="auto"/>
+              <w:spacing w:line="360" w:lineRule="auto"/>
               <w:jc w:val="both"/>
             </w:pPr>
             <w:proofErr w:type="spellStart"/>
@@ -2108,7 +2120,7 @@
           </w:tcPr>
           <w:p>
             <w:pPr>
-              <w:spacing w:after="120" w:line="360" w:lineRule="auto"/>
+              <w:spacing w:line="360" w:lineRule="auto"/>
               <w:jc w:val="both"/>
             </w:pPr>
             <w:proofErr w:type="spellStart"/>
@@ -2125,7 +2137,7 @@
           </w:tcPr>
           <w:p>
             <w:pPr>
-              <w:spacing w:after="120" w:line="360" w:lineRule="auto"/>
+              <w:spacing w:line="360" w:lineRule="auto"/>
               <w:jc w:val="both"/>
             </w:pPr>
             <w:proofErr w:type="spellStart"/>
@@ -2171,7 +2183,7 @@
           </w:tcPr>
           <w:p>
             <w:pPr>
-              <w:spacing w:after="120" w:line="360" w:lineRule="auto"/>
+              <w:spacing w:line="360" w:lineRule="auto"/>
               <w:jc w:val="both"/>
             </w:pPr>
             <w:r>
@@ -2186,7 +2198,7 @@
           </w:tcPr>
           <w:p>
             <w:pPr>
-              <w:spacing w:after="120" w:line="360" w:lineRule="auto"/>
+              <w:spacing w:line="360" w:lineRule="auto"/>
               <w:jc w:val="both"/>
             </w:pPr>
             <w:proofErr w:type="spellStart"/>
@@ -2240,7 +2252,7 @@
           </w:tcPr>
           <w:p>
             <w:pPr>
-              <w:spacing w:after="120" w:line="360" w:lineRule="auto"/>
+              <w:spacing w:line="360" w:lineRule="auto"/>
               <w:jc w:val="both"/>
             </w:pPr>
             <w:proofErr w:type="spellStart"/>
@@ -2257,7 +2269,7 @@
           </w:tcPr>
           <w:p>
             <w:pPr>
-              <w:spacing w:after="120" w:line="360" w:lineRule="auto"/>
+              <w:spacing w:line="360" w:lineRule="auto"/>
               <w:jc w:val="both"/>
             </w:pPr>
             <w:proofErr w:type="spellStart"/>
@@ -2316,12 +2328,11 @@
           </w:tcPr>
           <w:p>
             <w:pPr>
-              <w:spacing w:after="120" w:line="360" w:lineRule="auto"/>
+              <w:spacing w:line="360" w:lineRule="auto"/>
               <w:jc w:val="both"/>
             </w:pPr>
             <w:proofErr w:type="spellStart"/>
             <w:r>
-              <w:lastRenderedPageBreak/>
               <w:t>reopened_at</w:t>
             </w:r>
             <w:proofErr w:type="spellEnd"/>
@@ -2334,7 +2345,7 @@
           </w:tcPr>
           <w:p>
             <w:pPr>
-              <w:spacing w:after="120" w:line="360" w:lineRule="auto"/>
+              <w:spacing w:line="360" w:lineRule="auto"/>
               <w:jc w:val="both"/>
             </w:pPr>
             <w:proofErr w:type="spellStart"/>
@@ -2385,7 +2396,7 @@
           </w:tcPr>
           <w:p>
             <w:pPr>
-              <w:spacing w:after="120" w:line="360" w:lineRule="auto"/>
+              <w:spacing w:line="360" w:lineRule="auto"/>
               <w:jc w:val="both"/>
             </w:pPr>
             <w:proofErr w:type="spellStart"/>
@@ -2402,7 +2413,7 @@
           </w:tcPr>
           <w:p>
             <w:pPr>
-              <w:spacing w:after="120" w:line="360" w:lineRule="auto"/>
+              <w:spacing w:line="360" w:lineRule="auto"/>
               <w:jc w:val="both"/>
             </w:pPr>
             <w:proofErr w:type="spellStart"/>
@@ -2469,7 +2480,7 @@
           </w:tcPr>
           <w:p>
             <w:pPr>
-              <w:spacing w:after="120" w:line="360" w:lineRule="auto"/>
+              <w:spacing w:line="360" w:lineRule="auto"/>
               <w:jc w:val="both"/>
             </w:pPr>
             <w:proofErr w:type="spellStart"/>
@@ -2486,7 +2497,7 @@
           </w:tcPr>
           <w:p>
             <w:pPr>
-              <w:spacing w:after="120" w:line="360" w:lineRule="auto"/>
+              <w:spacing w:line="360" w:lineRule="auto"/>
               <w:jc w:val="both"/>
             </w:pPr>
             <w:proofErr w:type="spellStart"/>
@@ -2545,7 +2556,7 @@
           </w:tcPr>
           <w:p>
             <w:pPr>
-              <w:spacing w:after="120" w:line="360" w:lineRule="auto"/>
+              <w:spacing w:line="360" w:lineRule="auto"/>
               <w:jc w:val="both"/>
             </w:pPr>
             <w:r>
@@ -2560,7 +2571,7 @@
           </w:tcPr>
           <w:p>
             <w:pPr>
-              <w:spacing w:after="120" w:line="360" w:lineRule="auto"/>
+              <w:spacing w:line="360" w:lineRule="auto"/>
               <w:jc w:val="both"/>
             </w:pPr>
             <w:proofErr w:type="spellStart"/>
@@ -2614,7 +2625,7 @@
           </w:tcPr>
           <w:p>
             <w:pPr>
-              <w:spacing w:after="120" w:line="360" w:lineRule="auto"/>
+              <w:spacing w:line="360" w:lineRule="auto"/>
               <w:jc w:val="both"/>
             </w:pPr>
             <w:proofErr w:type="spellStart"/>
@@ -2631,7 +2642,7 @@
           </w:tcPr>
           <w:p>
             <w:pPr>
-              <w:spacing w:after="120" w:line="360" w:lineRule="auto"/>
+              <w:spacing w:line="360" w:lineRule="auto"/>
               <w:jc w:val="both"/>
             </w:pPr>
             <w:r>
@@ -2664,7 +2675,7 @@
     </w:tbl>
     <w:p>
       <w:pPr>
-        <w:spacing w:before="240" w:after="120" w:line="360" w:lineRule="auto"/>
+        <w:spacing w:before="240" w:after="0" w:line="360" w:lineRule="auto"/>
         <w:jc w:val="both"/>
         <w:rPr>
           <w:i/>
@@ -2677,6 +2688,7 @@
           <w:i/>
           <w:iCs/>
         </w:rPr>
+        <w:lastRenderedPageBreak/>
         <w:t xml:space="preserve">Quy </w:t>
       </w:r>
       <w:proofErr w:type="spellStart"/>
@@ -2763,7 +2775,7 @@
     </w:p>
     <w:p>
       <w:pPr>
-        <w:spacing w:after="120" w:line="360" w:lineRule="auto"/>
+        <w:spacing w:after="0" w:line="360" w:lineRule="auto"/>
         <w:jc w:val="both"/>
         <w:rPr>
           <w:lang w:val="vi-VN"/>
@@ -3127,7 +3139,7 @@
     </w:p>
     <w:p>
       <w:pPr>
-        <w:spacing w:after="120" w:line="360" w:lineRule="auto"/>
+        <w:spacing w:after="0" w:line="360" w:lineRule="auto"/>
         <w:jc w:val="both"/>
         <w:rPr>
           <w:i/>
@@ -3199,7 +3211,7 @@
           <w:ilvl w:val="0"/>
           <w:numId w:val="19"/>
         </w:numPr>
-        <w:spacing w:after="120" w:line="360" w:lineRule="auto"/>
+        <w:spacing w:after="0" w:line="360" w:lineRule="auto"/>
         <w:ind w:left="426"/>
         <w:jc w:val="both"/>
       </w:pPr>
@@ -3278,7 +3290,7 @@
           <w:ilvl w:val="0"/>
           <w:numId w:val="11"/>
         </w:numPr>
-        <w:spacing w:after="120" w:line="360" w:lineRule="auto"/>
+        <w:spacing w:after="0" w:line="360" w:lineRule="auto"/>
         <w:jc w:val="both"/>
       </w:pPr>
       <w:proofErr w:type="spellStart"/>
@@ -3294,7 +3306,7 @@
           <w:ilvl w:val="0"/>
           <w:numId w:val="11"/>
         </w:numPr>
-        <w:spacing w:after="120" w:line="360" w:lineRule="auto"/>
+        <w:spacing w:after="0" w:line="360" w:lineRule="auto"/>
         <w:jc w:val="both"/>
       </w:pPr>
       <w:proofErr w:type="spellStart"/>
@@ -3326,7 +3338,7 @@
           <w:ilvl w:val="0"/>
           <w:numId w:val="11"/>
         </w:numPr>
-        <w:spacing w:after="120" w:line="360" w:lineRule="auto"/>
+        <w:spacing w:after="0" w:line="360" w:lineRule="auto"/>
         <w:jc w:val="both"/>
       </w:pPr>
       <w:proofErr w:type="spellStart"/>
@@ -3358,7 +3370,7 @@
           <w:ilvl w:val="0"/>
           <w:numId w:val="11"/>
         </w:numPr>
-        <w:spacing w:after="120" w:line="360" w:lineRule="auto"/>
+        <w:spacing w:after="0" w:line="360" w:lineRule="auto"/>
         <w:jc w:val="both"/>
       </w:pPr>
       <w:proofErr w:type="spellStart"/>
@@ -3383,13 +3395,8 @@
       </w:r>
       <w:proofErr w:type="spellEnd"/>
       <w:r>
-        <w:t xml:space="preserve"> </w:t>
-      </w:r>
-      <w:proofErr w:type="gramStart"/>
-      <w:r>
-        <w:t>tin</w:t>
-      </w:r>
-      <w:proofErr w:type="gramEnd"/>
+        <w:t xml:space="preserve"> tin</w:t>
+      </w:r>
     </w:p>
     <w:p>
       <w:pPr>
@@ -3398,7 +3405,7 @@
           <w:ilvl w:val="0"/>
           <w:numId w:val="11"/>
         </w:numPr>
-        <w:spacing w:after="120" w:line="360" w:lineRule="auto"/>
+        <w:spacing w:after="0" w:line="360" w:lineRule="auto"/>
         <w:jc w:val="both"/>
       </w:pPr>
       <w:proofErr w:type="spellStart"/>
@@ -3422,7 +3429,7 @@
           <w:ilvl w:val="0"/>
           <w:numId w:val="19"/>
         </w:numPr>
-        <w:spacing w:after="120" w:line="360" w:lineRule="auto"/>
+        <w:spacing w:after="0" w:line="360" w:lineRule="auto"/>
         <w:ind w:left="426"/>
         <w:jc w:val="both"/>
       </w:pPr>
@@ -3501,7 +3508,7 @@
           <w:ilvl w:val="0"/>
           <w:numId w:val="12"/>
         </w:numPr>
-        <w:spacing w:after="120" w:line="360" w:lineRule="auto"/>
+        <w:spacing w:after="0" w:line="360" w:lineRule="auto"/>
         <w:jc w:val="both"/>
       </w:pPr>
       <w:proofErr w:type="spellStart"/>
@@ -3533,7 +3540,7 @@
           <w:ilvl w:val="0"/>
           <w:numId w:val="12"/>
         </w:numPr>
-        <w:spacing w:after="120" w:line="360" w:lineRule="auto"/>
+        <w:spacing w:after="0" w:line="360" w:lineRule="auto"/>
         <w:jc w:val="both"/>
       </w:pPr>
       <w:proofErr w:type="spellStart"/>
@@ -3553,7 +3560,7 @@
     <w:p>
       <w:pPr>
         <w:pStyle w:val="Heading2"/>
-        <w:spacing w:after="120" w:line="360" w:lineRule="auto"/>
+        <w:spacing w:before="0" w:after="0" w:line="360" w:lineRule="auto"/>
         <w:rPr>
           <w:rFonts w:cs="Times New Roman"/>
           <w:szCs w:val="26"/>
@@ -3598,7 +3605,16 @@
         <w:t xml:space="preserve">.4.1. </w:t>
       </w:r>
       <w:r>
-        <w:t xml:space="preserve">KPI01 – </w:t>
+        <w:t>KPI01</w:t>
+      </w:r>
+      <w:r>
+        <w:rPr>
+          <w:lang w:val="vi-VN"/>
+        </w:rPr>
+        <w:t>:</w:t>
+      </w:r>
+      <w:r>
+        <w:t xml:space="preserve"> </w:t>
       </w:r>
       <w:proofErr w:type="spellStart"/>
       <w:r>
@@ -3664,7 +3680,7 @@
     </w:p>
     <w:p>
       <w:pPr>
-        <w:spacing w:after="120" w:line="360" w:lineRule="auto"/>
+        <w:spacing w:after="0" w:line="360" w:lineRule="auto"/>
         <w:jc w:val="both"/>
       </w:pPr>
       <w:proofErr w:type="spellStart"/>
@@ -3686,7 +3702,7 @@
     </w:p>
     <w:p>
       <w:pPr>
-        <w:spacing w:after="120" w:line="360" w:lineRule="auto"/>
+        <w:spacing w:after="0" w:line="360" w:lineRule="auto"/>
         <w:jc w:val="both"/>
       </w:pPr>
       <w:proofErr w:type="spellStart"/>
@@ -3820,7 +3836,7 @@
     </w:p>
     <w:p>
       <w:pPr>
-        <w:spacing w:after="120" w:line="360" w:lineRule="auto"/>
+        <w:spacing w:after="0" w:line="360" w:lineRule="auto"/>
         <w:jc w:val="both"/>
       </w:pPr>
       <w:r>
@@ -3845,7 +3861,7 @@
     </w:p>
     <w:p>
       <w:pPr>
-        <w:spacing w:after="120" w:line="360" w:lineRule="auto"/>
+        <w:spacing w:after="0" w:line="360" w:lineRule="auto"/>
         <w:jc w:val="center"/>
         <w:rPr>
           <w:i/>
@@ -4050,7 +4066,22 @@
           <w:i/>
           <w:iCs/>
         </w:rPr>
-        <w:t xml:space="preserve"> − </w:t>
+        <w:t xml:space="preserve"> </w:t>
+      </w:r>
+      <w:r>
+        <w:rPr>
+          <w:i/>
+          <w:iCs/>
+          <w:lang w:val="vi-VN"/>
+        </w:rPr>
+        <w:t>-</w:t>
+      </w:r>
+      <w:r>
+        <w:rPr>
+          <w:i/>
+          <w:iCs/>
+        </w:rPr>
+        <w:t xml:space="preserve"> </w:t>
       </w:r>
       <w:proofErr w:type="spellStart"/>
       <w:r>
@@ -4103,7 +4134,7 @@
     </w:p>
     <w:p>
       <w:pPr>
-        <w:spacing w:after="120" w:line="360" w:lineRule="auto"/>
+        <w:spacing w:after="0" w:line="360" w:lineRule="auto"/>
         <w:jc w:val="both"/>
       </w:pPr>
       <w:r>
@@ -4120,7 +4151,7 @@
     </w:p>
     <w:p>
       <w:pPr>
-        <w:spacing w:line="360" w:lineRule="auto"/>
+        <w:spacing w:after="0" w:line="360" w:lineRule="auto"/>
         <w:jc w:val="center"/>
         <w:rPr>
           <w:i/>
@@ -4134,7 +4165,6 @@
           <w:i/>
           <w:iCs/>
         </w:rPr>
-        <w:lastRenderedPageBreak/>
         <w:t>Thời</w:t>
       </w:r>
       <w:proofErr w:type="spellEnd"/>
@@ -4358,7 +4388,7 @@
     </w:p>
     <w:p>
       <w:pPr>
-        <w:spacing w:line="360" w:lineRule="auto"/>
+        <w:spacing w:after="0" w:line="360" w:lineRule="auto"/>
         <w:rPr>
           <w:lang w:val="vi-VN"/>
         </w:rPr>
@@ -4406,7 +4436,7 @@
     </w:p>
     <w:p>
       <w:pPr>
-        <w:spacing w:after="120" w:line="360" w:lineRule="auto"/>
+        <w:spacing w:after="0" w:line="360" w:lineRule="auto"/>
         <w:jc w:val="both"/>
       </w:pPr>
       <w:proofErr w:type="spellStart"/>
@@ -4449,7 +4479,7 @@
           <w:ilvl w:val="0"/>
           <w:numId w:val="20"/>
         </w:numPr>
-        <w:spacing w:after="120" w:line="360" w:lineRule="auto"/>
+        <w:spacing w:after="0" w:line="360" w:lineRule="auto"/>
         <w:jc w:val="both"/>
       </w:pPr>
       <w:proofErr w:type="spellStart"/>
@@ -4465,7 +4495,7 @@
           <w:ilvl w:val="0"/>
           <w:numId w:val="20"/>
         </w:numPr>
-        <w:spacing w:after="120" w:line="360" w:lineRule="auto"/>
+        <w:spacing w:after="0" w:line="360" w:lineRule="auto"/>
         <w:jc w:val="both"/>
       </w:pPr>
       <w:proofErr w:type="spellStart"/>
@@ -4476,7 +4506,7 @@
     </w:p>
     <w:p>
       <w:pPr>
-        <w:spacing w:after="120" w:line="360" w:lineRule="auto"/>
+        <w:spacing w:after="0" w:line="360" w:lineRule="auto"/>
         <w:jc w:val="both"/>
       </w:pPr>
       <w:r>
@@ -4490,7 +4520,7 @@
           <w:ilvl w:val="0"/>
           <w:numId w:val="21"/>
         </w:numPr>
-        <w:spacing w:after="120" w:line="360" w:lineRule="auto"/>
+        <w:spacing w:after="0" w:line="360" w:lineRule="auto"/>
         <w:ind w:left="709"/>
         <w:jc w:val="both"/>
       </w:pPr>
@@ -4574,7 +4604,7 @@
           <w:ilvl w:val="0"/>
           <w:numId w:val="21"/>
         </w:numPr>
-        <w:spacing w:after="120" w:line="360" w:lineRule="auto"/>
+        <w:spacing w:after="0" w:line="360" w:lineRule="auto"/>
         <w:ind w:left="709"/>
         <w:jc w:val="both"/>
       </w:pPr>
@@ -4709,12 +4739,13 @@
           <w:ilvl w:val="0"/>
           <w:numId w:val="21"/>
         </w:numPr>
-        <w:spacing w:after="120" w:line="360" w:lineRule="auto"/>
+        <w:spacing w:after="0" w:line="360" w:lineRule="auto"/>
         <w:ind w:left="709"/>
         <w:jc w:val="both"/>
       </w:pPr>
       <w:proofErr w:type="spellStart"/>
       <w:r>
+        <w:lastRenderedPageBreak/>
         <w:t>Thời</w:t>
       </w:r>
       <w:proofErr w:type="spellEnd"/>
@@ -4801,7 +4832,16 @@
         <w:t xml:space="preserve">.4.2. </w:t>
       </w:r>
       <w:r>
-        <w:t xml:space="preserve">KPI02 – </w:t>
+        <w:t>KPI02</w:t>
+      </w:r>
+      <w:r>
+        <w:rPr>
+          <w:lang w:val="vi-VN"/>
+        </w:rPr>
+        <w:t>:</w:t>
+      </w:r>
+      <w:r>
+        <w:t xml:space="preserve"> </w:t>
       </w:r>
       <w:proofErr w:type="spellStart"/>
       <w:r>
@@ -4838,7 +4878,7 @@
     </w:p>
     <w:p>
       <w:pPr>
-        <w:spacing w:after="120" w:line="360" w:lineRule="auto"/>
+        <w:spacing w:after="0" w:line="360" w:lineRule="auto"/>
         <w:jc w:val="both"/>
       </w:pPr>
       <w:proofErr w:type="spellStart"/>
@@ -4860,7 +4900,7 @@
     </w:p>
     <w:p>
       <w:pPr>
-        <w:spacing w:after="120" w:line="360" w:lineRule="auto"/>
+        <w:spacing w:after="0" w:line="360" w:lineRule="auto"/>
         <w:jc w:val="both"/>
       </w:pPr>
       <w:proofErr w:type="spellStart"/>
@@ -4970,7 +5010,7 @@
     </w:p>
     <w:p>
       <w:pPr>
-        <w:spacing w:after="120" w:line="360" w:lineRule="auto"/>
+        <w:spacing w:after="0" w:line="360" w:lineRule="auto"/>
         <w:jc w:val="both"/>
       </w:pPr>
       <w:proofErr w:type="spellStart"/>
@@ -5049,7 +5089,7 @@
     </w:p>
     <w:p>
       <w:pPr>
-        <w:spacing w:after="120" w:line="360" w:lineRule="auto"/>
+        <w:spacing w:after="0" w:line="360" w:lineRule="auto"/>
         <w:jc w:val="both"/>
       </w:pPr>
       <w:r>
@@ -5066,7 +5106,7 @@
     </w:p>
     <w:p>
       <w:pPr>
-        <w:spacing w:after="120" w:line="360" w:lineRule="auto"/>
+        <w:spacing w:after="0" w:line="360" w:lineRule="auto"/>
         <w:jc w:val="center"/>
         <w:rPr>
           <w:i/>
@@ -5545,13 +5585,25 @@
             <w:rFonts w:ascii="Cambria Math" w:hAnsi="Cambria Math"/>
             <w:lang w:val="vi-VN"/>
           </w:rPr>
-          <m:t xml:space="preserve"> ×100%</m:t>
+          <m:t xml:space="preserve"> </m:t>
+        </m:r>
+        <m:r>
+          <m:rPr>
+            <m:nor/>
+          </m:rPr>
+          <w:rPr>
+            <w:rFonts w:ascii="Cambria Math" w:hAnsi="Cambria Math"/>
+            <w:i/>
+            <w:iCs/>
+            <w:lang w:val="vi-VN"/>
+          </w:rPr>
+          <m:t>×100%</m:t>
         </m:r>
       </m:oMath>
     </w:p>
     <w:p>
       <w:pPr>
-        <w:spacing w:after="120" w:line="360" w:lineRule="auto"/>
+        <w:spacing w:after="0" w:line="360" w:lineRule="auto"/>
         <w:jc w:val="both"/>
         <w:rPr>
           <w:lang w:val="vi-VN"/>
@@ -5598,7 +5650,7 @@
     </w:p>
     <w:p>
       <w:pPr>
-        <w:spacing w:after="120" w:line="360" w:lineRule="auto"/>
+        <w:spacing w:after="0" w:line="360" w:lineRule="auto"/>
         <w:jc w:val="both"/>
       </w:pPr>
       <w:proofErr w:type="spellStart"/>
@@ -5641,7 +5693,7 @@
           <w:ilvl w:val="0"/>
           <w:numId w:val="22"/>
         </w:numPr>
-        <w:spacing w:after="120" w:line="360" w:lineRule="auto"/>
+        <w:spacing w:after="0" w:line="360" w:lineRule="auto"/>
         <w:jc w:val="both"/>
       </w:pPr>
       <w:proofErr w:type="spellStart"/>
@@ -5657,7 +5709,7 @@
           <w:ilvl w:val="0"/>
           <w:numId w:val="22"/>
         </w:numPr>
-        <w:spacing w:after="120" w:line="360" w:lineRule="auto"/>
+        <w:spacing w:after="0" w:line="360" w:lineRule="auto"/>
         <w:jc w:val="both"/>
       </w:pPr>
       <w:proofErr w:type="spellStart"/>
@@ -5668,7 +5720,7 @@
     </w:p>
     <w:p>
       <w:pPr>
-        <w:spacing w:after="120" w:line="360" w:lineRule="auto"/>
+        <w:spacing w:after="0" w:line="360" w:lineRule="auto"/>
         <w:jc w:val="both"/>
       </w:pPr>
       <w:r>
@@ -5682,7 +5734,7 @@
           <w:ilvl w:val="0"/>
           <w:numId w:val="23"/>
         </w:numPr>
-        <w:spacing w:after="120" w:line="360" w:lineRule="auto"/>
+        <w:spacing w:after="0" w:line="360" w:lineRule="auto"/>
         <w:ind w:left="709"/>
         <w:jc w:val="both"/>
       </w:pPr>
@@ -5769,7 +5821,7 @@
           <w:ilvl w:val="0"/>
           <w:numId w:val="23"/>
         </w:numPr>
-        <w:spacing w:after="120" w:line="360" w:lineRule="auto"/>
+        <w:spacing w:after="0" w:line="360" w:lineRule="auto"/>
         <w:ind w:left="709"/>
         <w:jc w:val="both"/>
       </w:pPr>
@@ -5880,7 +5932,7 @@
           <w:ilvl w:val="0"/>
           <w:numId w:val="23"/>
         </w:numPr>
-        <w:spacing w:after="120" w:line="360" w:lineRule="auto"/>
+        <w:spacing w:after="0" w:line="360" w:lineRule="auto"/>
         <w:ind w:left="709"/>
         <w:jc w:val="both"/>
       </w:pPr>
@@ -6030,7 +6082,6 @@
         <w:spacing w:line="360" w:lineRule="auto"/>
       </w:pPr>
       <w:r>
-        <w:lastRenderedPageBreak/>
         <w:t>7</w:t>
       </w:r>
       <w:r>
@@ -6040,7 +6091,16 @@
         <w:t xml:space="preserve">.4.3. </w:t>
       </w:r>
       <w:r>
-        <w:t xml:space="preserve">KPI03 – </w:t>
+        <w:t>KPI03</w:t>
+      </w:r>
+      <w:r>
+        <w:rPr>
+          <w:lang w:val="vi-VN"/>
+        </w:rPr>
+        <w:t>:</w:t>
+      </w:r>
+      <w:r>
+        <w:t xml:space="preserve"> </w:t>
       </w:r>
       <w:proofErr w:type="spellStart"/>
       <w:r>
@@ -6090,7 +6150,7 @@
     </w:p>
     <w:p>
       <w:pPr>
-        <w:spacing w:after="120" w:line="360" w:lineRule="auto"/>
+        <w:spacing w:after="0" w:line="360" w:lineRule="auto"/>
         <w:jc w:val="both"/>
       </w:pPr>
       <w:proofErr w:type="spellStart"/>
@@ -6112,7 +6172,7 @@
     </w:p>
     <w:p>
       <w:pPr>
-        <w:spacing w:after="120" w:line="360" w:lineRule="auto"/>
+        <w:spacing w:after="0" w:line="360" w:lineRule="auto"/>
         <w:jc w:val="both"/>
       </w:pPr>
       <w:proofErr w:type="spellStart"/>
@@ -6286,7 +6346,7 @@
     </w:p>
     <w:p>
       <w:pPr>
-        <w:spacing w:after="120" w:line="360" w:lineRule="auto"/>
+        <w:spacing w:after="0" w:line="360" w:lineRule="auto"/>
         <w:jc w:val="both"/>
       </w:pPr>
       <w:r>
@@ -6311,7 +6371,7 @@
     </w:p>
     <w:p>
       <w:pPr>
-        <w:spacing w:after="120" w:line="360" w:lineRule="auto"/>
+        <w:spacing w:after="0" w:line="360" w:lineRule="auto"/>
         <w:jc w:val="center"/>
         <w:rPr>
           <w:i/>
@@ -6452,7 +6512,22 @@
           <w:i/>
           <w:iCs/>
         </w:rPr>
-        <w:t xml:space="preserve"> − </w:t>
+        <w:t xml:space="preserve"> </w:t>
+      </w:r>
+      <w:r>
+        <w:rPr>
+          <w:i/>
+          <w:iCs/>
+          <w:lang w:val="vi-VN"/>
+        </w:rPr>
+        <w:t>-</w:t>
+      </w:r>
+      <w:r>
+        <w:rPr>
+          <w:i/>
+          <w:iCs/>
+        </w:rPr>
+        <w:t xml:space="preserve"> </w:t>
       </w:r>
       <w:proofErr w:type="spellStart"/>
       <w:r>
@@ -6505,7 +6580,7 @@
     </w:p>
     <w:p>
       <w:pPr>
-        <w:spacing w:after="120" w:line="360" w:lineRule="auto"/>
+        <w:spacing w:after="0" w:line="360" w:lineRule="auto"/>
         <w:jc w:val="both"/>
       </w:pPr>
       <w:r>
@@ -6522,7 +6597,7 @@
     </w:p>
     <w:p>
       <w:pPr>
-        <w:spacing w:after="120" w:line="360" w:lineRule="auto"/>
+        <w:spacing w:after="0" w:line="360" w:lineRule="auto"/>
         <w:jc w:val="center"/>
         <w:rPr>
           <w:i/>
@@ -6679,7 +6754,7 @@
     </w:p>
     <w:p>
       <w:pPr>
-        <w:spacing w:after="120" w:line="360" w:lineRule="auto"/>
+        <w:spacing w:after="0" w:line="360" w:lineRule="auto"/>
         <w:jc w:val="both"/>
         <w:rPr>
           <w:lang w:val="vi-VN"/>
@@ -6744,7 +6819,7 @@
     </w:p>
     <w:p>
       <w:pPr>
-        <w:spacing w:after="120" w:line="360" w:lineRule="auto"/>
+        <w:spacing w:after="0" w:line="360" w:lineRule="auto"/>
         <w:jc w:val="both"/>
       </w:pPr>
       <w:proofErr w:type="spellStart"/>
@@ -6787,7 +6862,7 @@
           <w:ilvl w:val="0"/>
           <w:numId w:val="24"/>
         </w:numPr>
-        <w:spacing w:after="120" w:line="360" w:lineRule="auto"/>
+        <w:spacing w:after="0" w:line="360" w:lineRule="auto"/>
         <w:jc w:val="both"/>
       </w:pPr>
       <w:proofErr w:type="spellStart"/>
@@ -6803,7 +6878,7 @@
           <w:ilvl w:val="0"/>
           <w:numId w:val="24"/>
         </w:numPr>
-        <w:spacing w:after="120" w:line="360" w:lineRule="auto"/>
+        <w:spacing w:after="0" w:line="360" w:lineRule="auto"/>
         <w:jc w:val="both"/>
       </w:pPr>
       <w:proofErr w:type="spellStart"/>
@@ -6814,7 +6889,7 @@
     </w:p>
     <w:p>
       <w:pPr>
-        <w:spacing w:after="120" w:line="360" w:lineRule="auto"/>
+        <w:spacing w:after="0" w:line="360" w:lineRule="auto"/>
         <w:jc w:val="both"/>
       </w:pPr>
       <w:r>
@@ -6828,7 +6903,7 @@
           <w:ilvl w:val="0"/>
           <w:numId w:val="25"/>
         </w:numPr>
-        <w:spacing w:after="120" w:line="360" w:lineRule="auto"/>
+        <w:spacing w:after="0" w:line="360" w:lineRule="auto"/>
         <w:ind w:left="709"/>
         <w:jc w:val="both"/>
       </w:pPr>
@@ -6888,12 +6963,13 @@
           <w:ilvl w:val="0"/>
           <w:numId w:val="25"/>
         </w:numPr>
-        <w:spacing w:after="120" w:line="360" w:lineRule="auto"/>
+        <w:spacing w:after="0" w:line="360" w:lineRule="auto"/>
         <w:ind w:left="709"/>
         <w:jc w:val="both"/>
       </w:pPr>
       <w:proofErr w:type="spellStart"/>
       <w:r>
+        <w:lastRenderedPageBreak/>
         <w:t>Cách</w:t>
       </w:r>
       <w:proofErr w:type="spellEnd"/>
@@ -7044,7 +7120,7 @@
           <w:ilvl w:val="0"/>
           <w:numId w:val="25"/>
         </w:numPr>
-        <w:spacing w:after="120" w:line="360" w:lineRule="auto"/>
+        <w:spacing w:after="0" w:line="360" w:lineRule="auto"/>
         <w:ind w:left="709"/>
         <w:jc w:val="both"/>
       </w:pPr>
@@ -7203,7 +7279,16 @@
         <w:t xml:space="preserve">.4.4. </w:t>
       </w:r>
       <w:r>
-        <w:t xml:space="preserve">KPI04 – </w:t>
+        <w:t>KPI04</w:t>
+      </w:r>
+      <w:r>
+        <w:rPr>
+          <w:lang w:val="vi-VN"/>
+        </w:rPr>
+        <w:t>:</w:t>
+      </w:r>
+      <w:r>
+        <w:t xml:space="preserve"> </w:t>
       </w:r>
       <w:proofErr w:type="spellStart"/>
       <w:r>
@@ -7240,7 +7325,7 @@
     </w:p>
     <w:p>
       <w:pPr>
-        <w:spacing w:after="120" w:line="360" w:lineRule="auto"/>
+        <w:spacing w:after="0" w:line="360" w:lineRule="auto"/>
         <w:jc w:val="both"/>
       </w:pPr>
       <w:proofErr w:type="spellStart"/>
@@ -7262,7 +7347,7 @@
     </w:p>
     <w:p>
       <w:pPr>
-        <w:spacing w:after="120" w:line="360" w:lineRule="auto"/>
+        <w:spacing w:after="0" w:line="360" w:lineRule="auto"/>
         <w:jc w:val="both"/>
       </w:pPr>
       <w:proofErr w:type="spellStart"/>
@@ -7356,7 +7441,7 @@
     </w:p>
     <w:p>
       <w:pPr>
-        <w:spacing w:after="120" w:line="360" w:lineRule="auto"/>
+        <w:spacing w:after="0" w:line="360" w:lineRule="auto"/>
         <w:jc w:val="both"/>
       </w:pPr>
       <w:proofErr w:type="spellStart"/>
@@ -7425,7 +7510,7 @@
     </w:p>
     <w:p>
       <w:pPr>
-        <w:spacing w:after="120" w:line="360" w:lineRule="auto"/>
+        <w:spacing w:after="0" w:line="360" w:lineRule="auto"/>
         <w:jc w:val="both"/>
       </w:pPr>
       <w:r>
@@ -7442,7 +7527,7 @@
     </w:p>
     <w:p>
       <w:pPr>
-        <w:spacing w:after="120" w:line="360" w:lineRule="auto"/>
+        <w:spacing w:after="0" w:line="360" w:lineRule="auto"/>
         <w:jc w:val="center"/>
         <w:rPr>
           <w:i/>
@@ -7588,41 +7673,13 @@
             <w:szCs w:val="24"/>
             <w:lang w:val="vi-VN"/>
           </w:rPr>
-          <m:t xml:space="preserve"> ×</m:t>
-        </m:r>
-        <m:r>
-          <m:rPr>
-            <m:nor/>
-          </m:rPr>
-          <w:rPr>
-            <w:rFonts w:ascii="Cambria Math" w:hAnsi="Cambria Math"/>
-            <w:i/>
-            <w:iCs/>
-            <w:sz w:val="24"/>
-            <w:szCs w:val="24"/>
-            <w:lang w:val="vi-VN"/>
-          </w:rPr>
-          <m:t xml:space="preserve"> </m:t>
-        </m:r>
-        <m:r>
-          <m:rPr>
-            <m:nor/>
-          </m:rPr>
-          <w:rPr>
-            <w:rFonts w:ascii="Cambria Math" w:hAnsi="Cambria Math"/>
-            <w:i/>
-            <w:iCs/>
-            <w:sz w:val="24"/>
-            <w:szCs w:val="24"/>
-            <w:lang w:val="vi-VN"/>
-          </w:rPr>
-          <m:t>100%</m:t>
+          <m:t xml:space="preserve"> × 100%</m:t>
         </m:r>
       </m:oMath>
     </w:p>
     <w:p>
       <w:pPr>
-        <w:spacing w:after="120" w:line="360" w:lineRule="auto"/>
+        <w:spacing w:after="0" w:line="360" w:lineRule="auto"/>
         <w:jc w:val="both"/>
         <w:rPr>
           <w:lang w:val="vi-VN"/>
@@ -7669,12 +7726,11 @@
     </w:p>
     <w:p>
       <w:pPr>
-        <w:spacing w:after="120" w:line="360" w:lineRule="auto"/>
+        <w:spacing w:after="0" w:line="360" w:lineRule="auto"/>
         <w:jc w:val="both"/>
       </w:pPr>
       <w:proofErr w:type="spellStart"/>
       <w:r>
-        <w:lastRenderedPageBreak/>
         <w:t>Dữ</w:t>
       </w:r>
       <w:proofErr w:type="spellEnd"/>
@@ -7713,7 +7769,7 @@
           <w:ilvl w:val="0"/>
           <w:numId w:val="26"/>
         </w:numPr>
-        <w:spacing w:after="120" w:line="360" w:lineRule="auto"/>
+        <w:spacing w:after="0" w:line="360" w:lineRule="auto"/>
         <w:jc w:val="both"/>
       </w:pPr>
       <w:proofErr w:type="spellStart"/>
@@ -7729,7 +7785,7 @@
           <w:ilvl w:val="0"/>
           <w:numId w:val="26"/>
         </w:numPr>
-        <w:spacing w:after="120" w:line="360" w:lineRule="auto"/>
+        <w:spacing w:after="0" w:line="360" w:lineRule="auto"/>
         <w:jc w:val="both"/>
       </w:pPr>
       <w:proofErr w:type="spellStart"/>
@@ -7740,7 +7796,7 @@
     </w:p>
     <w:p>
       <w:pPr>
-        <w:spacing w:after="120" w:line="360" w:lineRule="auto"/>
+        <w:spacing w:after="0" w:line="360" w:lineRule="auto"/>
         <w:jc w:val="both"/>
       </w:pPr>
       <w:r>
@@ -7754,7 +7810,7 @@
           <w:ilvl w:val="0"/>
           <w:numId w:val="27"/>
         </w:numPr>
-        <w:spacing w:after="120" w:line="360" w:lineRule="auto"/>
+        <w:spacing w:after="0" w:line="360" w:lineRule="auto"/>
         <w:ind w:left="709"/>
         <w:jc w:val="both"/>
       </w:pPr>
@@ -7865,7 +7921,7 @@
           <w:ilvl w:val="0"/>
           <w:numId w:val="27"/>
         </w:numPr>
-        <w:spacing w:after="120" w:line="360" w:lineRule="auto"/>
+        <w:spacing w:after="0" w:line="360" w:lineRule="auto"/>
         <w:ind w:left="709"/>
         <w:jc w:val="both"/>
       </w:pPr>
@@ -7976,7 +8032,7 @@
           <w:ilvl w:val="0"/>
           <w:numId w:val="27"/>
         </w:numPr>
-        <w:spacing w:after="120" w:line="360" w:lineRule="auto"/>
+        <w:spacing w:after="0" w:line="360" w:lineRule="auto"/>
         <w:ind w:left="709"/>
         <w:jc w:val="both"/>
       </w:pPr>
@@ -8063,7 +8119,16 @@
         <w:t xml:space="preserve">.4.5. </w:t>
       </w:r>
       <w:r>
-        <w:t xml:space="preserve">KPI05 – </w:t>
+        <w:t>KPI05</w:t>
+      </w:r>
+      <w:r>
+        <w:rPr>
+          <w:lang w:val="vi-VN"/>
+        </w:rPr>
+        <w:t>:</w:t>
+      </w:r>
+      <w:r>
+        <w:t xml:space="preserve"> </w:t>
       </w:r>
       <w:proofErr w:type="spellStart"/>
       <w:r>
@@ -8113,7 +8178,7 @@
     </w:p>
     <w:p>
       <w:pPr>
-        <w:spacing w:after="120" w:line="360" w:lineRule="auto"/>
+        <w:spacing w:after="0" w:line="360" w:lineRule="auto"/>
         <w:jc w:val="both"/>
       </w:pPr>
       <w:proofErr w:type="spellStart"/>
@@ -8135,7 +8200,7 @@
     </w:p>
     <w:p>
       <w:pPr>
-        <w:spacing w:after="120" w:line="360" w:lineRule="auto"/>
+        <w:spacing w:after="0" w:line="360" w:lineRule="auto"/>
         <w:jc w:val="both"/>
       </w:pPr>
       <w:proofErr w:type="spellStart"/>
@@ -8237,7 +8302,7 @@
     </w:p>
     <w:p>
       <w:pPr>
-        <w:spacing w:after="120" w:line="360" w:lineRule="auto"/>
+        <w:spacing w:after="0" w:line="360" w:lineRule="auto"/>
         <w:jc w:val="both"/>
       </w:pPr>
       <w:proofErr w:type="spellStart"/>
@@ -8288,7 +8353,7 @@
           <w:ilvl w:val="0"/>
           <w:numId w:val="28"/>
         </w:numPr>
-        <w:spacing w:after="120" w:line="360" w:lineRule="auto"/>
+        <w:spacing w:after="0" w:line="360" w:lineRule="auto"/>
         <w:jc w:val="both"/>
         <w:rPr>
           <w:lang w:val="vi-VN"/>
@@ -8305,7 +8370,7 @@
           <w:ilvl w:val="0"/>
           <w:numId w:val="28"/>
         </w:numPr>
-        <w:spacing w:after="120" w:line="360" w:lineRule="auto"/>
+        <w:spacing w:after="0" w:line="360" w:lineRule="auto"/>
         <w:jc w:val="both"/>
       </w:pPr>
       <w:r>
@@ -8314,7 +8379,7 @@
     </w:p>
     <w:p>
       <w:pPr>
-        <w:spacing w:after="120" w:line="360" w:lineRule="auto"/>
+        <w:spacing w:after="0" w:line="360" w:lineRule="auto"/>
         <w:jc w:val="both"/>
       </w:pPr>
       <w:r>
@@ -8331,7 +8396,7 @@
     </w:p>
     <w:p>
       <w:pPr>
-        <w:spacing w:after="120" w:line="360" w:lineRule="auto"/>
+        <w:spacing w:after="0" w:line="360" w:lineRule="auto"/>
         <w:jc w:val="center"/>
         <w:rPr>
           <w:i/>
@@ -8866,7 +8931,7 @@
     </w:p>
     <w:p>
       <w:pPr>
-        <w:spacing w:after="120" w:line="360" w:lineRule="auto"/>
+        <w:spacing w:after="0" w:line="360" w:lineRule="auto"/>
         <w:jc w:val="both"/>
         <w:rPr>
           <w:lang w:val="vi-VN"/>
@@ -8916,7 +8981,7 @@
     </w:p>
     <w:p>
       <w:pPr>
-        <w:spacing w:after="120" w:line="360" w:lineRule="auto"/>
+        <w:spacing w:after="0" w:line="360" w:lineRule="auto"/>
         <w:jc w:val="both"/>
         <w:rPr>
           <w:lang w:val="vi-VN"/>
@@ -9044,6 +9109,7 @@
         <w:spacing w:line="360" w:lineRule="auto"/>
       </w:pPr>
       <w:r>
+        <w:lastRenderedPageBreak/>
         <w:t>7</w:t>
       </w:r>
       <w:r>
@@ -9053,7 +9119,16 @@
         <w:t xml:space="preserve">.4.6. </w:t>
       </w:r>
       <w:r>
-        <w:t xml:space="preserve">KPI06 – </w:t>
+        <w:t>KPI06</w:t>
+      </w:r>
+      <w:r>
+        <w:rPr>
+          <w:lang w:val="vi-VN"/>
+        </w:rPr>
+        <w:t>:</w:t>
+      </w:r>
+      <w:r>
+        <w:t xml:space="preserve"> </w:t>
       </w:r>
       <w:proofErr w:type="spellStart"/>
       <w:r>
@@ -9079,7 +9154,7 @@
     </w:p>
     <w:p>
       <w:pPr>
-        <w:spacing w:after="120" w:line="360" w:lineRule="auto"/>
+        <w:spacing w:after="0" w:line="360" w:lineRule="auto"/>
         <w:jc w:val="both"/>
       </w:pPr>
       <w:proofErr w:type="spellStart"/>
@@ -9101,7 +9176,7 @@
     </w:p>
     <w:p>
       <w:pPr>
-        <w:spacing w:after="120" w:line="360" w:lineRule="auto"/>
+        <w:spacing w:after="0" w:line="360" w:lineRule="auto"/>
         <w:jc w:val="both"/>
       </w:pPr>
       <w:proofErr w:type="spellStart"/>
@@ -9235,7 +9310,7 @@
     </w:p>
     <w:p>
       <w:pPr>
-        <w:spacing w:after="120" w:line="360" w:lineRule="auto"/>
+        <w:spacing w:after="0" w:line="360" w:lineRule="auto"/>
         <w:jc w:val="both"/>
       </w:pPr>
       <w:r>
@@ -9252,7 +9327,7 @@
     </w:p>
     <w:p>
       <w:pPr>
-        <w:spacing w:after="120" w:line="360" w:lineRule="auto"/>
+        <w:spacing w:after="0" w:line="360" w:lineRule="auto"/>
         <w:jc w:val="center"/>
         <w:rPr>
           <w:i/>
@@ -9622,7 +9697,7 @@
     </w:p>
     <w:p>
       <w:pPr>
-        <w:spacing w:after="120" w:line="360" w:lineRule="auto"/>
+        <w:spacing w:after="0" w:line="360" w:lineRule="auto"/>
         <w:jc w:val="both"/>
         <w:rPr>
           <w:lang w:val="vi-VN"/>
@@ -9653,7 +9728,7 @@
     </w:p>
     <w:p>
       <w:pPr>
-        <w:spacing w:after="120" w:line="360" w:lineRule="auto"/>
+        <w:spacing w:after="0" w:line="360" w:lineRule="auto"/>
         <w:jc w:val="both"/>
       </w:pPr>
       <w:proofErr w:type="spellStart"/>
@@ -9696,17 +9771,16 @@
           <w:ilvl w:val="0"/>
           <w:numId w:val="29"/>
         </w:numPr>
-        <w:spacing w:after="120" w:line="360" w:lineRule="auto"/>
+        <w:spacing w:after="0" w:line="360" w:lineRule="auto"/>
         <w:jc w:val="both"/>
       </w:pPr>
       <w:r>
-        <w:lastRenderedPageBreak/>
         <w:t>status</w:t>
       </w:r>
     </w:p>
     <w:p>
       <w:pPr>
-        <w:spacing w:after="120" w:line="360" w:lineRule="auto"/>
+        <w:spacing w:after="0" w:line="360" w:lineRule="auto"/>
         <w:jc w:val="both"/>
         <w:rPr>
           <w:rStyle w:val="Heading3Char"/>
@@ -9889,7 +9963,16 @@
         <w:t xml:space="preserve">.7. </w:t>
       </w:r>
       <w:r>
-        <w:t xml:space="preserve">KPI07 – </w:t>
+        <w:t>KPI07</w:t>
+      </w:r>
+      <w:r>
+        <w:rPr>
+          <w:lang w:val="vi-VN"/>
+        </w:rPr>
+        <w:t>:</w:t>
+      </w:r>
+      <w:r>
+        <w:t xml:space="preserve"> </w:t>
       </w:r>
       <w:proofErr w:type="spellStart"/>
       <w:r>
@@ -9915,7 +9998,7 @@
     </w:p>
     <w:p>
       <w:pPr>
-        <w:spacing w:after="120" w:line="360" w:lineRule="auto"/>
+        <w:spacing w:after="0" w:line="360" w:lineRule="auto"/>
         <w:jc w:val="both"/>
       </w:pPr>
       <w:proofErr w:type="spellStart"/>
@@ -9937,7 +10020,7 @@
     </w:p>
     <w:p>
       <w:pPr>
-        <w:spacing w:after="120" w:line="360" w:lineRule="auto"/>
+        <w:spacing w:after="0" w:line="360" w:lineRule="auto"/>
         <w:jc w:val="both"/>
       </w:pPr>
       <w:proofErr w:type="spellStart"/>
@@ -10087,7 +10170,7 @@
     </w:p>
     <w:p>
       <w:pPr>
-        <w:spacing w:after="120" w:line="360" w:lineRule="auto"/>
+        <w:spacing w:after="0" w:line="360" w:lineRule="auto"/>
         <w:jc w:val="both"/>
       </w:pPr>
       <w:r>
@@ -10104,7 +10187,7 @@
     </w:p>
     <w:p>
       <w:pPr>
-        <w:spacing w:after="120" w:line="360" w:lineRule="auto"/>
+        <w:spacing w:after="0" w:line="360" w:lineRule="auto"/>
         <w:jc w:val="center"/>
         <w:rPr>
           <w:i/>
@@ -10250,7 +10333,7 @@
     </w:p>
     <w:p>
       <w:pPr>
-        <w:spacing w:after="120" w:line="360" w:lineRule="auto"/>
+        <w:spacing w:after="0" w:line="360" w:lineRule="auto"/>
         <w:jc w:val="both"/>
         <w:rPr>
           <w:lang w:val="vi-VN"/>
@@ -10281,7 +10364,7 @@
     </w:p>
     <w:p>
       <w:pPr>
-        <w:spacing w:after="120" w:line="360" w:lineRule="auto"/>
+        <w:spacing w:after="0" w:line="360" w:lineRule="auto"/>
         <w:jc w:val="both"/>
       </w:pPr>
       <w:proofErr w:type="spellStart"/>
@@ -10324,19 +10407,14 @@
           <w:ilvl w:val="0"/>
           <w:numId w:val="29"/>
         </w:numPr>
-        <w:spacing w:after="120" w:line="360" w:lineRule="auto"/>
+        <w:spacing w:after="0" w:line="360" w:lineRule="auto"/>
         <w:jc w:val="both"/>
       </w:pPr>
       <w:proofErr w:type="spellStart"/>
       <w:r>
-        <w:t>reopen_</w:t>
-      </w:r>
-      <w:proofErr w:type="gramStart"/>
-      <w:r>
-        <w:t>count</w:t>
-      </w:r>
-      <w:proofErr w:type="spellEnd"/>
-      <w:proofErr w:type="gramEnd"/>
+        <w:t>reopen_count</w:t>
+      </w:r>
+      <w:proofErr w:type="spellEnd"/>
     </w:p>
     <w:p>
       <w:pPr>
@@ -10345,7 +10423,7 @@
           <w:ilvl w:val="0"/>
           <w:numId w:val="29"/>
         </w:numPr>
-        <w:spacing w:after="120" w:line="360" w:lineRule="auto"/>
+        <w:spacing w:after="0" w:line="360" w:lineRule="auto"/>
         <w:jc w:val="both"/>
       </w:pPr>
       <w:proofErr w:type="spellStart"/>
@@ -10356,7 +10434,7 @@
     </w:p>
     <w:p>
       <w:pPr>
-        <w:spacing w:after="120" w:line="360" w:lineRule="auto"/>
+        <w:spacing w:after="0" w:line="360" w:lineRule="auto"/>
         <w:jc w:val="both"/>
         <w:rPr>
           <w:lang w:val="vi-VN"/>
@@ -10649,7 +10727,16 @@
         <w:t xml:space="preserve">.8. </w:t>
       </w:r>
       <w:r>
-        <w:t xml:space="preserve">KPI08 – </w:t>
+        <w:t>KPI08</w:t>
+      </w:r>
+      <w:r>
+        <w:rPr>
+          <w:lang w:val="vi-VN"/>
+        </w:rPr>
+        <w:t>:</w:t>
+      </w:r>
+      <w:r>
+        <w:t xml:space="preserve"> </w:t>
       </w:r>
       <w:proofErr w:type="spellStart"/>
       <w:r>
@@ -10683,7 +10770,7 @@
     </w:p>
     <w:p>
       <w:pPr>
-        <w:spacing w:after="120" w:line="360" w:lineRule="auto"/>
+        <w:spacing w:after="0" w:line="360" w:lineRule="auto"/>
         <w:jc w:val="both"/>
       </w:pPr>
       <w:proofErr w:type="spellStart"/>
@@ -10705,7 +10792,7 @@
     </w:p>
     <w:p>
       <w:pPr>
-        <w:spacing w:after="120" w:line="360" w:lineRule="auto"/>
+        <w:spacing w:after="0" w:line="360" w:lineRule="auto"/>
         <w:jc w:val="both"/>
       </w:pPr>
       <w:proofErr w:type="spellStart"/>
@@ -10847,7 +10934,7 @@
     </w:p>
     <w:p>
       <w:pPr>
-        <w:spacing w:after="120" w:line="360" w:lineRule="auto"/>
+        <w:spacing w:after="0" w:line="360" w:lineRule="auto"/>
         <w:jc w:val="both"/>
       </w:pPr>
       <w:r>
@@ -10864,7 +10951,7 @@
     </w:p>
     <w:p>
       <w:pPr>
-        <w:spacing w:after="120" w:line="360" w:lineRule="auto"/>
+        <w:spacing w:after="0" w:line="360" w:lineRule="auto"/>
         <w:jc w:val="center"/>
         <w:rPr>
           <w:i/>
@@ -11206,7 +11293,7 @@
     </w:p>
     <w:p>
       <w:pPr>
-        <w:spacing w:after="120" w:line="360" w:lineRule="auto"/>
+        <w:spacing w:after="0" w:line="360" w:lineRule="auto"/>
         <w:jc w:val="both"/>
         <w:rPr>
           <w:lang w:val="vi-VN"/>
@@ -11253,7 +11340,7 @@
     </w:p>
     <w:p>
       <w:pPr>
-        <w:spacing w:after="120" w:line="360" w:lineRule="auto"/>
+        <w:spacing w:after="0" w:line="360" w:lineRule="auto"/>
         <w:jc w:val="both"/>
       </w:pPr>
       <w:proofErr w:type="spellStart"/>
@@ -11296,19 +11383,14 @@
           <w:ilvl w:val="0"/>
           <w:numId w:val="30"/>
         </w:numPr>
-        <w:spacing w:after="120" w:line="360" w:lineRule="auto"/>
+        <w:spacing w:after="0" w:line="360" w:lineRule="auto"/>
         <w:jc w:val="both"/>
       </w:pPr>
       <w:proofErr w:type="spellStart"/>
       <w:r>
-        <w:t>reopen_</w:t>
-      </w:r>
-      <w:proofErr w:type="gramStart"/>
-      <w:r>
-        <w:t>count</w:t>
-      </w:r>
-      <w:proofErr w:type="spellEnd"/>
-      <w:proofErr w:type="gramEnd"/>
+        <w:t>reopen_count</w:t>
+      </w:r>
+      <w:proofErr w:type="spellEnd"/>
     </w:p>
     <w:p>
       <w:pPr>
@@ -11317,11 +11399,12 @@
           <w:ilvl w:val="0"/>
           <w:numId w:val="30"/>
         </w:numPr>
-        <w:spacing w:after="120" w:line="360" w:lineRule="auto"/>
+        <w:spacing w:after="0" w:line="360" w:lineRule="auto"/>
         <w:jc w:val="both"/>
       </w:pPr>
       <w:proofErr w:type="spellStart"/>
       <w:r>
+        <w:lastRenderedPageBreak/>
         <w:t>resolved_at</w:t>
       </w:r>
       <w:proofErr w:type="spellEnd"/>
@@ -11333,7 +11416,7 @@
           <w:ilvl w:val="0"/>
           <w:numId w:val="30"/>
         </w:numPr>
-        <w:spacing w:after="120" w:line="360" w:lineRule="auto"/>
+        <w:spacing w:after="0" w:line="360" w:lineRule="auto"/>
         <w:jc w:val="both"/>
       </w:pPr>
       <w:proofErr w:type="spellStart"/>
@@ -11344,7 +11427,7 @@
     </w:p>
     <w:p>
       <w:pPr>
-        <w:spacing w:after="120" w:line="360" w:lineRule="auto"/>
+        <w:spacing w:after="0" w:line="360" w:lineRule="auto"/>
         <w:jc w:val="both"/>
         <w:rPr>
           <w:lang w:val="vi-VN"/>
@@ -11544,7 +11627,6 @@
         <w:spacing w:line="360" w:lineRule="auto"/>
       </w:pPr>
       <w:r>
-        <w:lastRenderedPageBreak/>
         <w:t>7</w:t>
       </w:r>
       <w:r>
@@ -11554,7 +11636,16 @@
         <w:t xml:space="preserve">.4.9. </w:t>
       </w:r>
       <w:r>
-        <w:t xml:space="preserve">KPI09 – </w:t>
+        <w:t>KPI09</w:t>
+      </w:r>
+      <w:r>
+        <w:rPr>
+          <w:lang w:val="vi-VN"/>
+        </w:rPr>
+        <w:t>:</w:t>
+      </w:r>
+      <w:r>
+        <w:t xml:space="preserve"> </w:t>
       </w:r>
       <w:proofErr w:type="spellStart"/>
       <w:r>
@@ -11596,7 +11687,7 @@
     </w:p>
     <w:p>
       <w:pPr>
-        <w:spacing w:after="120" w:line="360" w:lineRule="auto"/>
+        <w:spacing w:after="0" w:line="360" w:lineRule="auto"/>
         <w:jc w:val="both"/>
       </w:pPr>
       <w:proofErr w:type="spellStart"/>
@@ -11618,7 +11709,7 @@
     </w:p>
     <w:p>
       <w:pPr>
-        <w:spacing w:after="120" w:line="360" w:lineRule="auto"/>
+        <w:spacing w:after="0" w:line="360" w:lineRule="auto"/>
         <w:jc w:val="both"/>
       </w:pPr>
       <w:proofErr w:type="spellStart"/>
@@ -11752,7 +11843,7 @@
     </w:p>
     <w:p>
       <w:pPr>
-        <w:spacing w:after="120" w:line="360" w:lineRule="auto"/>
+        <w:spacing w:after="0" w:line="360" w:lineRule="auto"/>
         <w:jc w:val="both"/>
       </w:pPr>
       <w:proofErr w:type="spellStart"/>
@@ -11809,15 +11900,7 @@
       </w:r>
       <w:proofErr w:type="spellEnd"/>
       <w:r>
-        <w:t xml:space="preserve"> </w:t>
-      </w:r>
-      <w:proofErr w:type="gramStart"/>
-      <w:r>
-        <w:t>1</w:t>
-      </w:r>
-      <w:proofErr w:type="gramEnd"/>
-      <w:r>
-        <w:t xml:space="preserve"> </w:t>
+        <w:t xml:space="preserve"> 1 </w:t>
       </w:r>
       <w:proofErr w:type="spellStart"/>
       <w:r>
@@ -11830,56 +11913,100 @@
     </w:p>
     <w:p>
       <w:pPr>
-        <w:spacing w:after="120" w:line="360" w:lineRule="auto"/>
-        <w:jc w:val="both"/>
-        <w:rPr>
+        <w:spacing w:after="0" w:line="360" w:lineRule="auto"/>
+        <w:jc w:val="center"/>
+        <w:rPr>
+          <w:i/>
+          <w:iCs/>
           <w:lang w:val="vi-VN"/>
         </w:rPr>
       </w:pPr>
       <w:proofErr w:type="spellStart"/>
       <w:r>
+        <w:rPr>
+          <w:i/>
+          <w:iCs/>
+        </w:rPr>
         <w:t>Điểm</w:t>
       </w:r>
       <w:proofErr w:type="spellEnd"/>
       <w:r>
-        <w:t xml:space="preserve"> </w:t>
-      </w:r>
-      <w:proofErr w:type="spellStart"/>
-      <w:r>
+        <w:rPr>
+          <w:i/>
+          <w:iCs/>
+        </w:rPr>
+        <w:t xml:space="preserve"> </w:t>
+      </w:r>
+      <w:proofErr w:type="spellStart"/>
+      <w:r>
+        <w:rPr>
+          <w:i/>
+          <w:iCs/>
+        </w:rPr>
         <w:t>hài</w:t>
       </w:r>
       <w:proofErr w:type="spellEnd"/>
       <w:r>
-        <w:t xml:space="preserve"> </w:t>
-      </w:r>
-      <w:proofErr w:type="spellStart"/>
-      <w:r>
+        <w:rPr>
+          <w:i/>
+          <w:iCs/>
+        </w:rPr>
+        <w:t xml:space="preserve"> </w:t>
+      </w:r>
+      <w:proofErr w:type="spellStart"/>
+      <w:r>
+        <w:rPr>
+          <w:i/>
+          <w:iCs/>
+        </w:rPr>
         <w:t>lòng</w:t>
       </w:r>
       <w:proofErr w:type="spellEnd"/>
       <w:r>
-        <w:t xml:space="preserve"> </w:t>
-      </w:r>
-      <w:proofErr w:type="spellStart"/>
-      <w:r>
+        <w:rPr>
+          <w:i/>
+          <w:iCs/>
+        </w:rPr>
+        <w:t xml:space="preserve"> </w:t>
+      </w:r>
+      <w:proofErr w:type="spellStart"/>
+      <w:r>
+        <w:rPr>
+          <w:i/>
+          <w:iCs/>
+        </w:rPr>
         <w:t>trung</w:t>
       </w:r>
       <w:proofErr w:type="spellEnd"/>
       <w:r>
-        <w:t xml:space="preserve"> </w:t>
-      </w:r>
-      <w:proofErr w:type="spellStart"/>
-      <w:r>
+        <w:rPr>
+          <w:i/>
+          <w:iCs/>
+        </w:rPr>
+        <w:t xml:space="preserve"> </w:t>
+      </w:r>
+      <w:proofErr w:type="spellStart"/>
+      <w:r>
+        <w:rPr>
+          <w:i/>
+          <w:iCs/>
+        </w:rPr>
         <w:t>bình</w:t>
       </w:r>
       <w:proofErr w:type="spellEnd"/>
       <w:r>
         <w:rPr>
+          <w:i/>
+          <w:iCs/>
           <w:lang w:val="vi-VN"/>
         </w:rPr>
         <w:t xml:space="preserve"> </w:t>
       </w:r>
       <w:r>
+        <w:rPr>
+          <w:i/>
+          <w:iCs/>
+        </w:rPr>
         <w:t xml:space="preserve">= </w:t>
       </w:r>
       <m:oMath>
@@ -12165,7 +12292,7 @@
     </w:p>
     <w:p>
       <w:pPr>
-        <w:spacing w:after="120" w:line="360" w:lineRule="auto"/>
+        <w:spacing w:after="0" w:line="360" w:lineRule="auto"/>
         <w:jc w:val="both"/>
       </w:pPr>
       <w:proofErr w:type="spellStart"/>
@@ -12203,15 +12330,13 @@
       <w:r>
         <w:t xml:space="preserve"> thang </w:t>
       </w:r>
-      <w:proofErr w:type="gramStart"/>
       <w:r>
         <w:t>5</w:t>
       </w:r>
-      <w:proofErr w:type="gramEnd"/>
     </w:p>
     <w:p>
       <w:pPr>
-        <w:spacing w:after="120" w:line="360" w:lineRule="auto"/>
+        <w:spacing w:after="0" w:line="360" w:lineRule="auto"/>
         <w:jc w:val="both"/>
       </w:pPr>
       <w:proofErr w:type="spellStart"/>
@@ -12254,7 +12379,7 @@
           <w:ilvl w:val="0"/>
           <w:numId w:val="31"/>
         </w:numPr>
-        <w:spacing w:after="120" w:line="360" w:lineRule="auto"/>
+        <w:spacing w:after="0" w:line="360" w:lineRule="auto"/>
         <w:jc w:val="both"/>
       </w:pPr>
       <w:proofErr w:type="spellStart"/>
@@ -12265,7 +12390,7 @@
     </w:p>
     <w:p>
       <w:pPr>
-        <w:spacing w:after="120" w:line="360" w:lineRule="auto"/>
+        <w:spacing w:after="0" w:line="360" w:lineRule="auto"/>
         <w:jc w:val="both"/>
       </w:pPr>
       <w:r>
@@ -12279,7 +12404,7 @@
           <w:ilvl w:val="0"/>
           <w:numId w:val="31"/>
         </w:numPr>
-        <w:spacing w:after="120" w:line="360" w:lineRule="auto"/>
+        <w:spacing w:after="0" w:line="360" w:lineRule="auto"/>
         <w:jc w:val="both"/>
       </w:pPr>
       <w:proofErr w:type="spellStart"/>
@@ -12330,7 +12455,7 @@
           <w:ilvl w:val="0"/>
           <w:numId w:val="31"/>
         </w:numPr>
-        <w:spacing w:after="120" w:line="360" w:lineRule="auto"/>
+        <w:spacing w:after="0" w:line="360" w:lineRule="auto"/>
         <w:jc w:val="both"/>
       </w:pPr>
       <w:r>
@@ -12406,15 +12531,7 @@
       </w:r>
       <w:proofErr w:type="spellEnd"/>
       <w:r>
-        <w:t xml:space="preserve"> </w:t>
-      </w:r>
-      <w:proofErr w:type="gramStart"/>
-      <w:r>
-        <w:t>0</w:t>
-      </w:r>
-      <w:proofErr w:type="gramEnd"/>
-      <w:r>
-        <w:t xml:space="preserve">. </w:t>
+        <w:t xml:space="preserve"> 0. </w:t>
       </w:r>
     </w:p>
     <w:p>
@@ -12424,7 +12541,7 @@
           <w:ilvl w:val="0"/>
           <w:numId w:val="31"/>
         </w:numPr>
-        <w:spacing w:after="120" w:line="360" w:lineRule="auto"/>
+        <w:spacing w:after="0" w:line="360" w:lineRule="auto"/>
         <w:jc w:val="both"/>
       </w:pPr>
       <w:proofErr w:type="spellStart"/>
@@ -12473,15 +12590,7 @@
       </w:r>
       <w:proofErr w:type="spellEnd"/>
       <w:r>
-        <w:t xml:space="preserve"> </w:t>
-      </w:r>
-      <w:proofErr w:type="gramStart"/>
-      <w:r>
-        <w:t>1</w:t>
-      </w:r>
-      <w:proofErr w:type="gramEnd"/>
-      <w:r>
-        <w:t xml:space="preserve"> </w:t>
+        <w:t xml:space="preserve"> 1 </w:t>
       </w:r>
       <w:proofErr w:type="spellStart"/>
       <w:r>
@@ -12489,15 +12598,7 @@
       </w:r>
       <w:proofErr w:type="spellEnd"/>
       <w:r>
-        <w:t xml:space="preserve"> </w:t>
-      </w:r>
-      <w:proofErr w:type="gramStart"/>
-      <w:r>
-        <w:t>5</w:t>
-      </w:r>
-      <w:proofErr w:type="gramEnd"/>
-      <w:r>
-        <w:t xml:space="preserve">. </w:t>
+        <w:t xml:space="preserve"> 5. </w:t>
       </w:r>
     </w:p>
     <w:p>
@@ -12515,7 +12616,16 @@
         <w:t xml:space="preserve">.4.10. </w:t>
       </w:r>
       <w:r>
-        <w:t xml:space="preserve">KPI10 – </w:t>
+        <w:t>KPI10</w:t>
+      </w:r>
+      <w:r>
+        <w:rPr>
+          <w:lang w:val="vi-VN"/>
+        </w:rPr>
+        <w:t>:</w:t>
+      </w:r>
+      <w:r>
+        <w:t xml:space="preserve"> </w:t>
       </w:r>
       <w:proofErr w:type="spellStart"/>
       <w:r>
@@ -12557,7 +12667,7 @@
     </w:p>
     <w:p>
       <w:pPr>
-        <w:spacing w:after="120" w:line="360" w:lineRule="auto"/>
+        <w:spacing w:after="0" w:line="360" w:lineRule="auto"/>
         <w:jc w:val="both"/>
       </w:pPr>
       <w:proofErr w:type="spellStart"/>
@@ -12579,7 +12689,7 @@
     </w:p>
     <w:p>
       <w:pPr>
-        <w:spacing w:after="120" w:line="360" w:lineRule="auto"/>
+        <w:spacing w:after="0" w:line="360" w:lineRule="auto"/>
         <w:jc w:val="both"/>
       </w:pPr>
       <w:proofErr w:type="spellStart"/>
@@ -12665,7 +12775,7 @@
     </w:p>
     <w:p>
       <w:pPr>
-        <w:spacing w:after="120" w:line="360" w:lineRule="auto"/>
+        <w:spacing w:after="0" w:line="360" w:lineRule="auto"/>
         <w:jc w:val="both"/>
       </w:pPr>
       <w:r>
@@ -12682,56 +12792,100 @@
     </w:p>
     <w:p>
       <w:pPr>
-        <w:spacing w:after="120" w:line="360" w:lineRule="auto"/>
-        <w:jc w:val="both"/>
-        <w:rPr>
+        <w:spacing w:after="0" w:line="360" w:lineRule="auto"/>
+        <w:jc w:val="center"/>
+        <w:rPr>
+          <w:i/>
+          <w:iCs/>
           <w:lang w:val="vi-VN"/>
         </w:rPr>
       </w:pPr>
       <w:proofErr w:type="spellStart"/>
       <w:r>
+        <w:rPr>
+          <w:i/>
+          <w:iCs/>
+        </w:rPr>
         <w:t>Tỷ</w:t>
       </w:r>
       <w:proofErr w:type="spellEnd"/>
       <w:r>
-        <w:t xml:space="preserve"> </w:t>
-      </w:r>
-      <w:proofErr w:type="spellStart"/>
-      <w:r>
+        <w:rPr>
+          <w:i/>
+          <w:iCs/>
+        </w:rPr>
+        <w:t xml:space="preserve"> </w:t>
+      </w:r>
+      <w:proofErr w:type="spellStart"/>
+      <w:r>
+        <w:rPr>
+          <w:i/>
+          <w:iCs/>
+        </w:rPr>
         <w:t>lệ</w:t>
       </w:r>
       <w:proofErr w:type="spellEnd"/>
       <w:r>
+        <w:rPr>
+          <w:i/>
+          <w:iCs/>
+        </w:rPr>
         <w:t xml:space="preserve"> ticket </w:t>
       </w:r>
       <w:proofErr w:type="spellStart"/>
       <w:r>
+        <w:rPr>
+          <w:i/>
+          <w:iCs/>
+        </w:rPr>
         <w:t>được</w:t>
       </w:r>
       <w:proofErr w:type="spellEnd"/>
       <w:r>
-        <w:t xml:space="preserve"> </w:t>
-      </w:r>
-      <w:proofErr w:type="spellStart"/>
-      <w:r>
+        <w:rPr>
+          <w:i/>
+          <w:iCs/>
+        </w:rPr>
+        <w:t xml:space="preserve"> </w:t>
+      </w:r>
+      <w:proofErr w:type="spellStart"/>
+      <w:r>
+        <w:rPr>
+          <w:i/>
+          <w:iCs/>
+        </w:rPr>
         <w:t>đánh</w:t>
       </w:r>
       <w:proofErr w:type="spellEnd"/>
       <w:r>
-        <w:t xml:space="preserve"> </w:t>
-      </w:r>
-      <w:proofErr w:type="spellStart"/>
-      <w:r>
+        <w:rPr>
+          <w:i/>
+          <w:iCs/>
+        </w:rPr>
+        <w:t xml:space="preserve"> </w:t>
+      </w:r>
+      <w:proofErr w:type="spellStart"/>
+      <w:r>
+        <w:rPr>
+          <w:i/>
+          <w:iCs/>
+        </w:rPr>
         <w:t>giá</w:t>
       </w:r>
       <w:proofErr w:type="spellEnd"/>
       <w:r>
         <w:rPr>
+          <w:i/>
+          <w:iCs/>
           <w:lang w:val="vi-VN"/>
         </w:rPr>
         <w:t xml:space="preserve"> </w:t>
       </w:r>
       <w:r>
+        <w:rPr>
+          <w:i/>
+          <w:iCs/>
+        </w:rPr>
         <w:t xml:space="preserve">= </w:t>
       </w:r>
       <m:oMath>
@@ -12768,19 +12922,7 @@
                 <w:iCs/>
                 <w:lang w:val="vi-VN"/>
               </w:rPr>
-              <m:t xml:space="preserve"> ticket </m:t>
-            </m:r>
-            <m:r>
-              <m:rPr>
-                <m:nor/>
-              </m:rPr>
-              <w:rPr>
-                <w:rFonts w:ascii="Cambria Math"/>
-                <w:i/>
-                <w:iCs/>
-                <w:lang w:val="vi-VN"/>
-              </w:rPr>
-              <m:t>c</m:t>
+              <m:t xml:space="preserve"> ticket c</m:t>
             </m:r>
             <m:r>
               <m:rPr>
@@ -12902,19 +13044,7 @@
                 <w:iCs/>
                 <w:lang w:val="vi-VN"/>
               </w:rPr>
-              <m:t xml:space="preserve"> </m:t>
-            </m:r>
-            <m:r>
-              <m:rPr>
-                <m:nor/>
-              </m:rPr>
-              <w:rPr>
-                <w:rFonts w:ascii="Cambria Math"/>
-                <w:i/>
-                <w:iCs/>
-                <w:lang w:val="vi-VN"/>
-              </w:rPr>
-              <m:t>T</m:t>
+              <m:t xml:space="preserve"> T</m:t>
             </m:r>
             <m:r>
               <m:rPr>
@@ -13025,7 +13155,7 @@
     </w:p>
     <w:p>
       <w:pPr>
-        <w:spacing w:after="120" w:line="360" w:lineRule="auto"/>
+        <w:spacing w:after="0" w:line="360" w:lineRule="auto"/>
         <w:jc w:val="both"/>
         <w:rPr>
           <w:lang w:val="vi-VN"/>
@@ -13072,7 +13202,7 @@
     </w:p>
     <w:p>
       <w:pPr>
-        <w:spacing w:after="120" w:line="360" w:lineRule="auto"/>
+        <w:spacing w:after="0" w:line="360" w:lineRule="auto"/>
         <w:jc w:val="both"/>
         <w:rPr>
           <w:lang w:val="vi-VN"/>
@@ -13261,7 +13391,7 @@
     <w:p>
       <w:pPr>
         <w:pStyle w:val="Heading2"/>
-        <w:spacing w:after="120" w:line="360" w:lineRule="auto"/>
+        <w:spacing w:before="0" w:after="0" w:line="360" w:lineRule="auto"/>
         <w:rPr>
           <w:rFonts w:cs="Times New Roman"/>
           <w:szCs w:val="26"/>
@@ -13356,10 +13486,10 @@
       </w:tblPr>
       <w:tblGrid>
         <w:gridCol w:w="895"/>
-        <w:gridCol w:w="2498"/>
-        <w:gridCol w:w="3111"/>
-        <w:gridCol w:w="1192"/>
-        <w:gridCol w:w="1320"/>
+        <w:gridCol w:w="2515"/>
+        <w:gridCol w:w="3128"/>
+        <w:gridCol w:w="1141"/>
+        <w:gridCol w:w="1337"/>
       </w:tblGrid>
       <w:tr>
         <w:tc>
@@ -13370,7 +13500,7 @@
           </w:tcPr>
           <w:p>
             <w:pPr>
-              <w:spacing w:after="120" w:line="360" w:lineRule="auto"/>
+              <w:spacing w:line="360" w:lineRule="auto"/>
               <w:jc w:val="center"/>
               <w:rPr>
                 <w:b/>
@@ -13396,7 +13526,7 @@
           </w:tcPr>
           <w:p>
             <w:pPr>
-              <w:spacing w:after="120" w:line="360" w:lineRule="auto"/>
+              <w:spacing w:line="360" w:lineRule="auto"/>
               <w:jc w:val="center"/>
               <w:rPr>
                 <w:b/>
@@ -13420,7 +13550,7 @@
           </w:tcPr>
           <w:p>
             <w:pPr>
-              <w:spacing w:after="120" w:line="360" w:lineRule="auto"/>
+              <w:spacing w:line="360" w:lineRule="auto"/>
               <w:jc w:val="center"/>
               <w:rPr>
                 <w:b/>
@@ -13485,7 +13615,7 @@
           </w:tcPr>
           <w:p>
             <w:pPr>
-              <w:spacing w:after="120" w:line="360" w:lineRule="auto"/>
+              <w:spacing w:line="360" w:lineRule="auto"/>
               <w:jc w:val="center"/>
               <w:rPr>
                 <w:b/>
@@ -13527,7 +13657,7 @@
           </w:tcPr>
           <w:p>
             <w:pPr>
-              <w:spacing w:after="120" w:line="360" w:lineRule="auto"/>
+              <w:spacing w:line="360" w:lineRule="auto"/>
               <w:jc w:val="center"/>
               <w:rPr>
                 <w:b/>
@@ -13602,11 +13732,10 @@
           </w:tcPr>
           <w:p>
             <w:pPr>
-              <w:spacing w:after="120" w:line="360" w:lineRule="auto"/>
+              <w:spacing w:line="360" w:lineRule="auto"/>
               <w:jc w:val="both"/>
             </w:pPr>
             <w:r>
-              <w:lastRenderedPageBreak/>
               <w:t>KPI01</w:t>
             </w:r>
           </w:p>
@@ -13618,7 +13747,7 @@
           </w:tcPr>
           <w:p>
             <w:pPr>
-              <w:spacing w:after="120" w:line="360" w:lineRule="auto"/>
+              <w:spacing w:line="360" w:lineRule="auto"/>
             </w:pPr>
             <w:proofErr w:type="spellStart"/>
             <w:r>
@@ -13690,8 +13819,11 @@
           </w:tcPr>
           <w:p>
             <w:pPr>
-              <w:spacing w:after="120" w:line="360" w:lineRule="auto"/>
+              <w:spacing w:line="360" w:lineRule="auto"/>
               <w:jc w:val="both"/>
+              <w:rPr>
+                <w:lang w:val="vi-VN"/>
+              </w:rPr>
             </w:pPr>
             <w:proofErr w:type="spellStart"/>
             <w:r>
@@ -13771,12 +13903,12 @@
           </w:tcPr>
           <w:p>
             <w:pPr>
-              <w:spacing w:after="120" w:line="360" w:lineRule="auto"/>
+              <w:spacing w:line="360" w:lineRule="auto"/>
               <w:jc w:val="both"/>
             </w:pPr>
             <w:proofErr w:type="spellStart"/>
             <w:r>
-              <w:t>Phút</w:t>
+              <w:t>phút</w:t>
             </w:r>
             <w:proofErr w:type="spellEnd"/>
             <w:r>
@@ -13796,7 +13928,7 @@
           </w:tcPr>
           <w:p>
             <w:pPr>
-              <w:spacing w:after="120" w:line="360" w:lineRule="auto"/>
+              <w:spacing w:line="360" w:lineRule="auto"/>
             </w:pPr>
             <w:proofErr w:type="spellStart"/>
             <w:r>
@@ -13838,10 +13970,11 @@
           </w:tcPr>
           <w:p>
             <w:pPr>
-              <w:spacing w:after="120" w:line="360" w:lineRule="auto"/>
+              <w:spacing w:line="360" w:lineRule="auto"/>
               <w:jc w:val="both"/>
             </w:pPr>
             <w:r>
+              <w:lastRenderedPageBreak/>
               <w:t>KPI02</w:t>
             </w:r>
           </w:p>
@@ -13853,7 +13986,7 @@
           </w:tcPr>
           <w:p>
             <w:pPr>
-              <w:spacing w:after="120" w:line="360" w:lineRule="auto"/>
+              <w:spacing w:line="360" w:lineRule="auto"/>
             </w:pPr>
             <w:proofErr w:type="spellStart"/>
             <w:r>
@@ -13896,7 +14029,7 @@
           </w:tcPr>
           <w:p>
             <w:pPr>
-              <w:spacing w:after="120" w:line="360" w:lineRule="auto"/>
+              <w:spacing w:line="360" w:lineRule="auto"/>
             </w:pPr>
             <w:r>
               <w:t xml:space="preserve">Ticket </w:t>
@@ -13966,7 +14099,7 @@
           </w:tcPr>
           <w:p>
             <w:pPr>
-              <w:spacing w:after="120" w:line="360" w:lineRule="auto"/>
+              <w:spacing w:line="360" w:lineRule="auto"/>
               <w:jc w:val="both"/>
             </w:pPr>
             <w:r>
@@ -13981,7 +14114,7 @@
           </w:tcPr>
           <w:p>
             <w:pPr>
-              <w:spacing w:after="120" w:line="360" w:lineRule="auto"/>
+              <w:spacing w:line="360" w:lineRule="auto"/>
             </w:pPr>
             <w:proofErr w:type="spellStart"/>
             <w:r>
@@ -14023,7 +14156,7 @@
           </w:tcPr>
           <w:p>
             <w:pPr>
-              <w:spacing w:after="120" w:line="360" w:lineRule="auto"/>
+              <w:spacing w:line="360" w:lineRule="auto"/>
               <w:jc w:val="both"/>
             </w:pPr>
             <w:r>
@@ -14038,7 +14171,7 @@
           </w:tcPr>
           <w:p>
             <w:pPr>
-              <w:spacing w:after="120" w:line="360" w:lineRule="auto"/>
+              <w:spacing w:line="360" w:lineRule="auto"/>
             </w:pPr>
             <w:proofErr w:type="spellStart"/>
             <w:r>
@@ -14094,7 +14227,7 @@
           </w:tcPr>
           <w:p>
             <w:pPr>
-              <w:spacing w:after="120" w:line="360" w:lineRule="auto"/>
+              <w:spacing w:line="360" w:lineRule="auto"/>
             </w:pPr>
             <w:proofErr w:type="spellStart"/>
             <w:r>
@@ -14174,12 +14307,12 @@
           </w:tcPr>
           <w:p>
             <w:pPr>
-              <w:spacing w:after="120" w:line="360" w:lineRule="auto"/>
+              <w:spacing w:line="360" w:lineRule="auto"/>
               <w:jc w:val="both"/>
             </w:pPr>
             <w:proofErr w:type="spellStart"/>
             <w:r>
-              <w:t>Giờ</w:t>
+              <w:t>giờ</w:t>
             </w:r>
             <w:proofErr w:type="spellEnd"/>
             <w:r>
@@ -14199,7 +14332,7 @@
           </w:tcPr>
           <w:p>
             <w:pPr>
-              <w:spacing w:after="120" w:line="360" w:lineRule="auto"/>
+              <w:spacing w:line="360" w:lineRule="auto"/>
             </w:pPr>
             <w:proofErr w:type="spellStart"/>
             <w:r>
@@ -14241,7 +14374,7 @@
           </w:tcPr>
           <w:p>
             <w:pPr>
-              <w:spacing w:after="120" w:line="360" w:lineRule="auto"/>
+              <w:spacing w:line="360" w:lineRule="auto"/>
               <w:jc w:val="both"/>
             </w:pPr>
             <w:r>
@@ -14256,7 +14389,7 @@
           </w:tcPr>
           <w:p>
             <w:pPr>
-              <w:spacing w:after="120" w:line="360" w:lineRule="auto"/>
+              <w:spacing w:line="360" w:lineRule="auto"/>
             </w:pPr>
             <w:proofErr w:type="spellStart"/>
             <w:r>
@@ -14299,7 +14432,7 @@
           </w:tcPr>
           <w:p>
             <w:pPr>
-              <w:spacing w:after="120" w:line="360" w:lineRule="auto"/>
+              <w:spacing w:line="360" w:lineRule="auto"/>
             </w:pPr>
             <w:r>
               <w:t xml:space="preserve">Ticket </w:t>
@@ -14369,7 +14502,7 @@
           </w:tcPr>
           <w:p>
             <w:pPr>
-              <w:spacing w:after="120" w:line="360" w:lineRule="auto"/>
+              <w:spacing w:line="360" w:lineRule="auto"/>
               <w:jc w:val="both"/>
             </w:pPr>
             <w:r>
@@ -14384,7 +14517,7 @@
           </w:tcPr>
           <w:p>
             <w:pPr>
-              <w:spacing w:after="120" w:line="360" w:lineRule="auto"/>
+              <w:spacing w:line="360" w:lineRule="auto"/>
             </w:pPr>
             <w:proofErr w:type="spellStart"/>
             <w:r>
@@ -14426,7 +14559,7 @@
           </w:tcPr>
           <w:p>
             <w:pPr>
-              <w:spacing w:after="120" w:line="360" w:lineRule="auto"/>
+              <w:spacing w:line="360" w:lineRule="auto"/>
               <w:jc w:val="both"/>
             </w:pPr>
             <w:r>
@@ -14441,7 +14574,7 @@
           </w:tcPr>
           <w:p>
             <w:pPr>
-              <w:spacing w:after="120" w:line="360" w:lineRule="auto"/>
+              <w:spacing w:line="360" w:lineRule="auto"/>
             </w:pPr>
             <w:proofErr w:type="spellStart"/>
             <w:r>
@@ -14497,7 +14630,7 @@
           </w:tcPr>
           <w:p>
             <w:pPr>
-              <w:spacing w:after="120" w:line="360" w:lineRule="auto"/>
+              <w:spacing w:line="360" w:lineRule="auto"/>
             </w:pPr>
             <w:r>
               <w:t xml:space="preserve">Ticket </w:t>
@@ -14559,7 +14692,7 @@
           </w:tcPr>
           <w:p>
             <w:pPr>
-              <w:spacing w:after="120" w:line="360" w:lineRule="auto"/>
+              <w:spacing w:line="360" w:lineRule="auto"/>
               <w:jc w:val="both"/>
             </w:pPr>
             <w:r>
@@ -14574,7 +14707,7 @@
           </w:tcPr>
           <w:p>
             <w:pPr>
-              <w:spacing w:after="120" w:line="360" w:lineRule="auto"/>
+              <w:spacing w:line="360" w:lineRule="auto"/>
             </w:pPr>
             <w:proofErr w:type="spellStart"/>
             <w:r>
@@ -14616,7 +14749,7 @@
           </w:tcPr>
           <w:p>
             <w:pPr>
-              <w:spacing w:after="120" w:line="360" w:lineRule="auto"/>
+              <w:spacing w:line="360" w:lineRule="auto"/>
               <w:jc w:val="both"/>
             </w:pPr>
             <w:r>
@@ -14631,7 +14764,7 @@
           </w:tcPr>
           <w:p>
             <w:pPr>
-              <w:spacing w:after="120" w:line="360" w:lineRule="auto"/>
+              <w:spacing w:line="360" w:lineRule="auto"/>
             </w:pPr>
             <w:proofErr w:type="spellStart"/>
             <w:r>
@@ -14663,7 +14796,7 @@
           </w:tcPr>
           <w:p>
             <w:pPr>
-              <w:spacing w:after="120" w:line="360" w:lineRule="auto"/>
+              <w:spacing w:line="360" w:lineRule="auto"/>
             </w:pPr>
             <w:proofErr w:type="spellStart"/>
             <w:r>
@@ -14727,11 +14860,11 @@
           </w:tcPr>
           <w:p>
             <w:pPr>
-              <w:spacing w:after="120" w:line="360" w:lineRule="auto"/>
+              <w:spacing w:line="360" w:lineRule="auto"/>
               <w:jc w:val="both"/>
             </w:pPr>
             <w:r>
-              <w:t>Ticket</w:t>
+              <w:t>ticket</w:t>
             </w:r>
           </w:p>
         </w:tc>
@@ -14742,7 +14875,7 @@
           </w:tcPr>
           <w:p>
             <w:pPr>
-              <w:spacing w:after="120" w:line="360" w:lineRule="auto"/>
+              <w:spacing w:line="360" w:lineRule="auto"/>
             </w:pPr>
             <w:proofErr w:type="spellStart"/>
             <w:r>
@@ -14784,7 +14917,7 @@
           </w:tcPr>
           <w:p>
             <w:pPr>
-              <w:spacing w:after="120" w:line="360" w:lineRule="auto"/>
+              <w:spacing w:line="360" w:lineRule="auto"/>
               <w:jc w:val="both"/>
             </w:pPr>
             <w:r>
@@ -14799,7 +14932,7 @@
           </w:tcPr>
           <w:p>
             <w:pPr>
-              <w:spacing w:after="120" w:line="360" w:lineRule="auto"/>
+              <w:spacing w:line="360" w:lineRule="auto"/>
             </w:pPr>
             <w:proofErr w:type="spellStart"/>
             <w:r>
@@ -14831,7 +14964,7 @@
           </w:tcPr>
           <w:p>
             <w:pPr>
-              <w:spacing w:after="120" w:line="360" w:lineRule="auto"/>
+              <w:spacing w:line="360" w:lineRule="auto"/>
             </w:pPr>
             <w:proofErr w:type="spellStart"/>
             <w:r>
@@ -14903,11 +15036,11 @@
           </w:tcPr>
           <w:p>
             <w:pPr>
-              <w:spacing w:after="120" w:line="360" w:lineRule="auto"/>
+              <w:spacing w:line="360" w:lineRule="auto"/>
               <w:jc w:val="both"/>
             </w:pPr>
             <w:r>
-              <w:t>Ticket</w:t>
+              <w:t>ticket</w:t>
             </w:r>
           </w:p>
         </w:tc>
@@ -14918,7 +15051,7 @@
           </w:tcPr>
           <w:p>
             <w:pPr>
-              <w:spacing w:after="120" w:line="360" w:lineRule="auto"/>
+              <w:spacing w:line="360" w:lineRule="auto"/>
             </w:pPr>
             <w:proofErr w:type="spellStart"/>
             <w:r>
@@ -14960,7 +15093,7 @@
           </w:tcPr>
           <w:p>
             <w:pPr>
-              <w:spacing w:after="120" w:line="360" w:lineRule="auto"/>
+              <w:spacing w:line="360" w:lineRule="auto"/>
               <w:jc w:val="both"/>
             </w:pPr>
             <w:r>
@@ -14975,7 +15108,7 @@
           </w:tcPr>
           <w:p>
             <w:pPr>
-              <w:spacing w:after="120" w:line="360" w:lineRule="auto"/>
+              <w:spacing w:line="360" w:lineRule="auto"/>
             </w:pPr>
             <w:proofErr w:type="spellStart"/>
             <w:r>
@@ -15015,7 +15148,7 @@
           </w:tcPr>
           <w:p>
             <w:pPr>
-              <w:spacing w:after="120" w:line="360" w:lineRule="auto"/>
+              <w:spacing w:line="360" w:lineRule="auto"/>
             </w:pPr>
             <w:r>
               <w:t xml:space="preserve">Ticket </w:t>
@@ -15085,7 +15218,7 @@
           </w:tcPr>
           <w:p>
             <w:pPr>
-              <w:spacing w:after="120" w:line="360" w:lineRule="auto"/>
+              <w:spacing w:line="360" w:lineRule="auto"/>
               <w:jc w:val="both"/>
             </w:pPr>
             <w:r>
@@ -15100,7 +15233,7 @@
           </w:tcPr>
           <w:p>
             <w:pPr>
-              <w:spacing w:after="120" w:line="360" w:lineRule="auto"/>
+              <w:spacing w:line="360" w:lineRule="auto"/>
               <w:jc w:val="both"/>
             </w:pPr>
             <w:r>
@@ -15122,7 +15255,7 @@
           </w:tcPr>
           <w:p>
             <w:pPr>
-              <w:spacing w:after="120" w:line="360" w:lineRule="auto"/>
+              <w:spacing w:line="360" w:lineRule="auto"/>
               <w:jc w:val="both"/>
             </w:pPr>
             <w:r>
@@ -15137,7 +15270,7 @@
           </w:tcPr>
           <w:p>
             <w:pPr>
-              <w:spacing w:after="120" w:line="360" w:lineRule="auto"/>
+              <w:spacing w:line="360" w:lineRule="auto"/>
             </w:pPr>
             <w:proofErr w:type="spellStart"/>
             <w:r>
@@ -15185,7 +15318,7 @@
           </w:tcPr>
           <w:p>
             <w:pPr>
-              <w:spacing w:after="120" w:line="360" w:lineRule="auto"/>
+              <w:spacing w:line="360" w:lineRule="auto"/>
             </w:pPr>
             <w:proofErr w:type="spellStart"/>
             <w:r>
@@ -15249,12 +15382,12 @@
           </w:tcPr>
           <w:p>
             <w:pPr>
-              <w:spacing w:after="120" w:line="360" w:lineRule="auto"/>
+              <w:spacing w:line="360" w:lineRule="auto"/>
               <w:jc w:val="both"/>
             </w:pPr>
             <w:proofErr w:type="spellStart"/>
             <w:r>
-              <w:t>Điểm</w:t>
+              <w:t>điểm</w:t>
             </w:r>
             <w:proofErr w:type="spellEnd"/>
             <w:r>
@@ -15269,7 +15402,7 @@
           </w:tcPr>
           <w:p>
             <w:pPr>
-              <w:spacing w:after="120" w:line="360" w:lineRule="auto"/>
+              <w:spacing w:line="360" w:lineRule="auto"/>
               <w:jc w:val="both"/>
             </w:pPr>
             <w:r>
@@ -15291,7 +15424,7 @@
           </w:tcPr>
           <w:p>
             <w:pPr>
-              <w:spacing w:after="120" w:line="360" w:lineRule="auto"/>
+              <w:spacing w:line="360" w:lineRule="auto"/>
               <w:jc w:val="both"/>
             </w:pPr>
             <w:r>
@@ -15306,7 +15439,7 @@
           </w:tcPr>
           <w:p>
             <w:pPr>
-              <w:spacing w:after="120" w:line="360" w:lineRule="auto"/>
+              <w:spacing w:line="360" w:lineRule="auto"/>
             </w:pPr>
             <w:proofErr w:type="spellStart"/>
             <w:r>
@@ -15354,7 +15487,7 @@
           </w:tcPr>
           <w:p>
             <w:pPr>
-              <w:spacing w:after="120" w:line="360" w:lineRule="auto"/>
+              <w:spacing w:line="360" w:lineRule="auto"/>
             </w:pPr>
             <w:r>
               <w:t xml:space="preserve">Ticket </w:t>
@@ -15408,7 +15541,7 @@
           </w:tcPr>
           <w:p>
             <w:pPr>
-              <w:spacing w:after="120" w:line="360" w:lineRule="auto"/>
+              <w:spacing w:line="360" w:lineRule="auto"/>
               <w:jc w:val="both"/>
             </w:pPr>
             <w:r>
@@ -15423,7 +15556,7 @@
           </w:tcPr>
           <w:p>
             <w:pPr>
-              <w:spacing w:after="120" w:line="360" w:lineRule="auto"/>
+              <w:spacing w:line="360" w:lineRule="auto"/>
               <w:jc w:val="both"/>
             </w:pPr>
             <w:r>
@@ -15441,7 +15574,7 @@
     <w:p>
       <w:pPr>
         <w:pStyle w:val="Heading2"/>
-        <w:spacing w:after="120" w:line="360" w:lineRule="auto"/>
+        <w:spacing w:after="0" w:line="360" w:lineRule="auto"/>
         <w:rPr>
           <w:rFonts w:cs="Times New Roman"/>
           <w:szCs w:val="26"/>
@@ -15537,7 +15670,7 @@
     </w:p>
     <w:p>
       <w:pPr>
-        <w:spacing w:after="120" w:line="360" w:lineRule="auto"/>
+        <w:spacing w:after="0" w:line="360" w:lineRule="auto"/>
         <w:jc w:val="both"/>
       </w:pPr>
       <w:r>
@@ -15599,7 +15732,7 @@
           <w:ilvl w:val="0"/>
           <w:numId w:val="13"/>
         </w:numPr>
-        <w:spacing w:after="120" w:line="360" w:lineRule="auto"/>
+        <w:spacing w:after="0" w:line="360" w:lineRule="auto"/>
         <w:ind w:left="709"/>
         <w:jc w:val="both"/>
       </w:pPr>
@@ -15635,7 +15768,7 @@
           <w:ilvl w:val="0"/>
           <w:numId w:val="13"/>
         </w:numPr>
-        <w:spacing w:after="120" w:line="360" w:lineRule="auto"/>
+        <w:spacing w:after="0" w:line="360" w:lineRule="auto"/>
         <w:ind w:left="709"/>
         <w:jc w:val="both"/>
       </w:pPr>
@@ -15674,7 +15807,7 @@
           <w:ilvl w:val="0"/>
           <w:numId w:val="13"/>
         </w:numPr>
-        <w:spacing w:after="120" w:line="360" w:lineRule="auto"/>
+        <w:spacing w:after="0" w:line="360" w:lineRule="auto"/>
         <w:ind w:left="709"/>
         <w:jc w:val="both"/>
       </w:pPr>
@@ -15718,13 +15851,12 @@
           <w:ilvl w:val="0"/>
           <w:numId w:val="13"/>
         </w:numPr>
-        <w:spacing w:after="120" w:line="360" w:lineRule="auto"/>
+        <w:spacing w:after="0" w:line="360" w:lineRule="auto"/>
         <w:ind w:left="709"/>
         <w:jc w:val="both"/>
       </w:pPr>
       <w:proofErr w:type="spellStart"/>
       <w:r>
-        <w:lastRenderedPageBreak/>
         <w:t>Người</w:t>
       </w:r>
       <w:proofErr w:type="spellEnd"/>
@@ -15755,7 +15887,7 @@
           <w:ilvl w:val="0"/>
           <w:numId w:val="13"/>
         </w:numPr>
-        <w:spacing w:after="120" w:line="360" w:lineRule="auto"/>
+        <w:spacing w:after="0" w:line="360" w:lineRule="auto"/>
         <w:ind w:left="709"/>
         <w:jc w:val="both"/>
       </w:pPr>
@@ -15783,7 +15915,7 @@
           <w:ilvl w:val="0"/>
           <w:numId w:val="13"/>
         </w:numPr>
-        <w:spacing w:after="120" w:line="360" w:lineRule="auto"/>
+        <w:spacing w:after="0" w:line="360" w:lineRule="auto"/>
         <w:ind w:left="709"/>
         <w:jc w:val="both"/>
       </w:pPr>
@@ -15811,7 +15943,7 @@
           <w:ilvl w:val="0"/>
           <w:numId w:val="13"/>
         </w:numPr>
-        <w:spacing w:after="120" w:line="360" w:lineRule="auto"/>
+        <w:spacing w:after="0" w:line="360" w:lineRule="auto"/>
         <w:ind w:left="709"/>
         <w:jc w:val="both"/>
       </w:pPr>
@@ -15869,13 +16001,14 @@
     </w:p>
     <w:p>
       <w:pPr>
-        <w:spacing w:after="120" w:line="360" w:lineRule="auto"/>
+        <w:spacing w:after="0" w:line="360" w:lineRule="auto"/>
         <w:jc w:val="both"/>
         <w:rPr>
           <w:lang w:val="vi-VN"/>
         </w:rPr>
       </w:pPr>
       <w:r>
+        <w:lastRenderedPageBreak/>
         <w:t xml:space="preserve">Khi </w:t>
       </w:r>
       <w:proofErr w:type="spellStart"/>
@@ -16098,7 +16231,7 @@
     <w:p>
       <w:pPr>
         <w:pStyle w:val="Heading2"/>
-        <w:spacing w:after="120" w:line="360" w:lineRule="auto"/>
+        <w:spacing w:before="0" w:after="0" w:line="360" w:lineRule="auto"/>
         <w:rPr>
           <w:rFonts w:cs="Times New Roman"/>
           <w:szCs w:val="26"/>
@@ -16220,7 +16353,7 @@
     <w:p>
       <w:pPr>
         <w:pStyle w:val="Heading3"/>
-        <w:spacing w:after="120" w:line="360" w:lineRule="auto"/>
+        <w:spacing w:line="360" w:lineRule="auto"/>
         <w:rPr>
           <w:rFonts w:cs="Times New Roman"/>
           <w:szCs w:val="26"/>
@@ -16290,7 +16423,7 @@
           <w:ilvl w:val="0"/>
           <w:numId w:val="14"/>
         </w:numPr>
-        <w:spacing w:after="120" w:line="360" w:lineRule="auto"/>
+        <w:spacing w:after="0" w:line="360" w:lineRule="auto"/>
         <w:ind w:left="709"/>
         <w:jc w:val="both"/>
       </w:pPr>
@@ -16358,7 +16491,7 @@
           <w:ilvl w:val="0"/>
           <w:numId w:val="14"/>
         </w:numPr>
-        <w:spacing w:after="120" w:line="360" w:lineRule="auto"/>
+        <w:spacing w:after="0" w:line="360" w:lineRule="auto"/>
         <w:ind w:left="709"/>
         <w:jc w:val="both"/>
       </w:pPr>
@@ -16426,7 +16559,7 @@
           <w:ilvl w:val="0"/>
           <w:numId w:val="14"/>
         </w:numPr>
-        <w:spacing w:after="120" w:line="360" w:lineRule="auto"/>
+        <w:spacing w:after="0" w:line="360" w:lineRule="auto"/>
         <w:ind w:left="709"/>
         <w:jc w:val="both"/>
       </w:pPr>
@@ -16538,7 +16671,7 @@
     <w:p>
       <w:pPr>
         <w:pStyle w:val="Heading3"/>
-        <w:spacing w:after="120" w:line="360" w:lineRule="auto"/>
+        <w:spacing w:line="360" w:lineRule="auto"/>
         <w:rPr>
           <w:rFonts w:cs="Times New Roman"/>
           <w:szCs w:val="26"/>
@@ -16615,7 +16748,7 @@
           <w:ilvl w:val="0"/>
           <w:numId w:val="15"/>
         </w:numPr>
-        <w:spacing w:after="120" w:line="360" w:lineRule="auto"/>
+        <w:spacing w:after="0" w:line="360" w:lineRule="auto"/>
         <w:ind w:left="709"/>
         <w:jc w:val="both"/>
       </w:pPr>
@@ -16683,7 +16816,7 @@
           <w:ilvl w:val="0"/>
           <w:numId w:val="15"/>
         </w:numPr>
-        <w:spacing w:after="120" w:line="360" w:lineRule="auto"/>
+        <w:spacing w:after="0" w:line="360" w:lineRule="auto"/>
         <w:ind w:left="709"/>
         <w:jc w:val="both"/>
       </w:pPr>
@@ -16751,7 +16884,7 @@
           <w:ilvl w:val="0"/>
           <w:numId w:val="15"/>
         </w:numPr>
-        <w:spacing w:after="120" w:line="360" w:lineRule="auto"/>
+        <w:spacing w:after="0" w:line="360" w:lineRule="auto"/>
         <w:ind w:left="709"/>
         <w:jc w:val="both"/>
       </w:pPr>
@@ -16863,7 +16996,7 @@
     <w:p>
       <w:pPr>
         <w:pStyle w:val="Heading3"/>
-        <w:spacing w:after="120" w:line="360" w:lineRule="auto"/>
+        <w:spacing w:line="360" w:lineRule="auto"/>
         <w:rPr>
           <w:rFonts w:cs="Times New Roman"/>
           <w:szCs w:val="26"/>
@@ -16924,7 +17057,7 @@
           <w:ilvl w:val="0"/>
           <w:numId w:val="16"/>
         </w:numPr>
-        <w:spacing w:after="120" w:line="360" w:lineRule="auto"/>
+        <w:spacing w:after="0" w:line="360" w:lineRule="auto"/>
         <w:ind w:left="709"/>
         <w:jc w:val="both"/>
       </w:pPr>
@@ -17024,7 +17157,7 @@
           <w:ilvl w:val="0"/>
           <w:numId w:val="16"/>
         </w:numPr>
-        <w:spacing w:after="120" w:line="360" w:lineRule="auto"/>
+        <w:spacing w:after="0" w:line="360" w:lineRule="auto"/>
         <w:ind w:left="709"/>
         <w:jc w:val="both"/>
       </w:pPr>
@@ -17103,7 +17236,7 @@
           <w:ilvl w:val="0"/>
           <w:numId w:val="16"/>
         </w:numPr>
-        <w:spacing w:after="120" w:line="360" w:lineRule="auto"/>
+        <w:spacing w:after="0" w:line="360" w:lineRule="auto"/>
         <w:ind w:left="709"/>
         <w:jc w:val="both"/>
       </w:pPr>
@@ -17263,7 +17396,7 @@
     <w:p>
       <w:pPr>
         <w:pStyle w:val="Heading3"/>
-        <w:spacing w:after="120" w:line="360" w:lineRule="auto"/>
+        <w:spacing w:line="360" w:lineRule="auto"/>
         <w:rPr>
           <w:rFonts w:cs="Times New Roman"/>
           <w:szCs w:val="26"/>
@@ -17356,7 +17489,7 @@
           <w:ilvl w:val="0"/>
           <w:numId w:val="17"/>
         </w:numPr>
-        <w:spacing w:after="120" w:line="360" w:lineRule="auto"/>
+        <w:spacing w:after="0" w:line="360" w:lineRule="auto"/>
         <w:ind w:left="709"/>
         <w:jc w:val="both"/>
       </w:pPr>
@@ -17448,7 +17581,7 @@
           <w:ilvl w:val="0"/>
           <w:numId w:val="17"/>
         </w:numPr>
-        <w:spacing w:after="120" w:line="360" w:lineRule="auto"/>
+        <w:spacing w:after="0" w:line="360" w:lineRule="auto"/>
         <w:ind w:left="709"/>
         <w:jc w:val="both"/>
       </w:pPr>
@@ -17552,7 +17685,7 @@
     <w:p>
       <w:pPr>
         <w:pStyle w:val="Heading2"/>
-        <w:spacing w:after="120" w:line="360" w:lineRule="auto"/>
+        <w:spacing w:before="0" w:after="0" w:line="360" w:lineRule="auto"/>
         <w:rPr>
           <w:rFonts w:cs="Times New Roman"/>
           <w:szCs w:val="26"/>
@@ -17648,7 +17781,7 @@
     </w:p>
     <w:p>
       <w:pPr>
-        <w:spacing w:after="120" w:line="360" w:lineRule="auto"/>
+        <w:spacing w:after="0" w:line="360" w:lineRule="auto"/>
         <w:jc w:val="both"/>
       </w:pPr>
       <w:r>
@@ -17718,7 +17851,7 @@
           <w:ilvl w:val="0"/>
           <w:numId w:val="18"/>
         </w:numPr>
-        <w:spacing w:after="120" w:line="360" w:lineRule="auto"/>
+        <w:spacing w:after="0" w:line="360" w:lineRule="auto"/>
         <w:jc w:val="both"/>
       </w:pPr>
       <w:proofErr w:type="spellStart"/>
@@ -17790,7 +17923,7 @@
           <w:ilvl w:val="0"/>
           <w:numId w:val="18"/>
         </w:numPr>
-        <w:spacing w:after="120" w:line="360" w:lineRule="auto"/>
+        <w:spacing w:after="0" w:line="360" w:lineRule="auto"/>
         <w:jc w:val="both"/>
       </w:pPr>
       <w:proofErr w:type="spellStart"/>
@@ -17833,12 +17966,11 @@
           <w:ilvl w:val="0"/>
           <w:numId w:val="18"/>
         </w:numPr>
-        <w:spacing w:after="120" w:line="360" w:lineRule="auto"/>
+        <w:spacing w:after="0" w:line="360" w:lineRule="auto"/>
         <w:jc w:val="both"/>
       </w:pPr>
       <w:proofErr w:type="spellStart"/>
       <w:r>
-        <w:lastRenderedPageBreak/>
         <w:t>Số</w:t>
       </w:r>
       <w:proofErr w:type="spellEnd"/>
@@ -17866,7 +17998,7 @@
           <w:ilvl w:val="0"/>
           <w:numId w:val="18"/>
         </w:numPr>
-        <w:spacing w:after="120" w:line="360" w:lineRule="auto"/>
+        <w:spacing w:after="0" w:line="360" w:lineRule="auto"/>
         <w:jc w:val="both"/>
       </w:pPr>
       <w:proofErr w:type="spellStart"/>
@@ -17898,7 +18030,7 @@
           <w:ilvl w:val="0"/>
           <w:numId w:val="18"/>
         </w:numPr>
-        <w:spacing w:after="120" w:line="360" w:lineRule="auto"/>
+        <w:spacing w:after="0" w:line="360" w:lineRule="auto"/>
         <w:jc w:val="both"/>
       </w:pPr>
       <w:proofErr w:type="spellStart"/>
@@ -17946,7 +18078,7 @@
           <w:ilvl w:val="0"/>
           <w:numId w:val="18"/>
         </w:numPr>
-        <w:spacing w:after="120" w:line="360" w:lineRule="auto"/>
+        <w:spacing w:after="0" w:line="360" w:lineRule="auto"/>
         <w:jc w:val="both"/>
       </w:pPr>
       <w:proofErr w:type="spellStart"/>
@@ -18021,7 +18153,7 @@
           <w:ilvl w:val="0"/>
           <w:numId w:val="18"/>
         </w:numPr>
-        <w:spacing w:after="120" w:line="360" w:lineRule="auto"/>
+        <w:spacing w:after="0" w:line="360" w:lineRule="auto"/>
         <w:jc w:val="both"/>
       </w:pPr>
       <w:proofErr w:type="spellStart"/>
@@ -18064,7 +18196,7 @@
           <w:ilvl w:val="0"/>
           <w:numId w:val="18"/>
         </w:numPr>
-        <w:spacing w:after="120" w:line="360" w:lineRule="auto"/>
+        <w:spacing w:after="0" w:line="360" w:lineRule="auto"/>
         <w:jc w:val="both"/>
       </w:pPr>
       <w:proofErr w:type="spellStart"/>
@@ -18107,7 +18239,7 @@
           <w:ilvl w:val="0"/>
           <w:numId w:val="18"/>
         </w:numPr>
-        <w:spacing w:after="120" w:line="360" w:lineRule="auto"/>
+        <w:spacing w:after="0" w:line="360" w:lineRule="auto"/>
         <w:jc w:val="both"/>
       </w:pPr>
       <w:proofErr w:type="spellStart"/>
@@ -18163,7 +18295,7 @@
           <w:ilvl w:val="0"/>
           <w:numId w:val="18"/>
         </w:numPr>
-        <w:spacing w:after="120" w:line="360" w:lineRule="auto"/>
+        <w:spacing w:after="0" w:line="360" w:lineRule="auto"/>
         <w:jc w:val="both"/>
         <w:rPr>
           <w:lang w:val="vi-VN"/>
@@ -18171,6 +18303,7 @@
       </w:pPr>
       <w:proofErr w:type="spellStart"/>
       <w:r>
+        <w:lastRenderedPageBreak/>
         <w:t>Tỷ</w:t>
       </w:r>
       <w:proofErr w:type="spellEnd"/>
@@ -18202,7 +18335,7 @@
     <w:p>
       <w:pPr>
         <w:pStyle w:val="Heading2"/>
-        <w:spacing w:line="360" w:lineRule="auto"/>
+        <w:spacing w:before="0" w:after="0" w:line="360" w:lineRule="auto"/>
       </w:pPr>
       <w:r>
         <w:t xml:space="preserve">7.9. </w:t>
@@ -18223,7 +18356,7 @@
     </w:p>
     <w:p>
       <w:pPr>
-        <w:spacing w:after="120" w:line="360" w:lineRule="auto"/>
+        <w:spacing w:after="0" w:line="360" w:lineRule="auto"/>
         <w:jc w:val="both"/>
       </w:pPr>
       <w:r>
@@ -18600,7 +18733,7 @@
     </w:p>
     <w:p>
       <w:pPr>
-        <w:spacing w:after="120" w:line="360" w:lineRule="auto"/>
+        <w:spacing w:after="0" w:line="360" w:lineRule="auto"/>
         <w:jc w:val="both"/>
       </w:pPr>
       <w:r>
@@ -18910,7 +19043,7 @@
     </w:p>
     <w:p>
       <w:pPr>
-        <w:spacing w:after="120" w:line="360" w:lineRule="auto"/>
+        <w:spacing w:after="0" w:line="360" w:lineRule="auto"/>
         <w:jc w:val="both"/>
       </w:pPr>
     </w:p>
@@ -23458,6 +23591,7 @@
   <w:style w:type="character" w:default="1" w:styleId="DefaultParagraphFont">
     <w:name w:val="Default Paragraph Font"/>
     <w:uiPriority w:val="1"/>
+    <w:semiHidden/>
     <w:unhideWhenUsed/>
   </w:style>
   <w:style w:type="table" w:default="1" w:styleId="TableNormal">
